--- a/Volume 1/Chapter 04 - Databases/SPA_Vol1_Ch4_Lesson4_9_Filtering.docx
+++ b/Volume 1/Chapter 04 - Databases/SPA_Vol1_Ch4_Lesson4_9_Filtering.docx
@@ -129,7 +129,7 @@
         <w:keepNext/>
       </w:pPr>
       <w:r>
-        <w:t>Here are the lesson's two searches, set out the way they would be written in a file of SQL. Each ? is a placeholder for the search value:</w:t>
+        <w:t>Here are the lesson's two searches, set out the way they would be written in a file of SQL. Each ? is a placeholder for the search value. contacts_c is the C programs' table; remember, each language keeps its own table (Lesson 4.4), so the other programs search contacts_cpp, contacts_go, and so on:</w:t>
       </w:r>
     </w:p>
     <w:p>
@@ -152,7 +152,7 @@
         <w:keepNext/>
       </w:pPr>
       <w:r>
-        <w:t>FROM contacts</w:t>
+        <w:t>FROM contacts_c</w:t>
       </w:r>
     </w:p>
     <w:p>
@@ -194,7 +194,7 @@
         <w:keepNext/>
       </w:pPr>
       <w:r>
-        <w:t>FROM contacts</w:t>
+        <w:t>FROM contacts_c</w:t>
       </w:r>
     </w:p>
     <w:p>
@@ -520,7 +520,7 @@
         <w:keepNext/>
       </w:pPr>
       <w:r>
-        <w:t>Setup: Reset contacts to Five Known Rows</w:t>
+        <w:t>Setup: Reset the Language's Table to Five Known Rows</w:t>
       </w:r>
     </w:p>
     <w:p>
@@ -658,7 +658,7 @@
         <w:pStyle w:val="ListBullet"/>
       </w:pPr>
       <w:r>
-        <w:t>Project Setup resets the contacts table: it drops it, creates it again with Lesson 4.4's exact definition, and inserts five known contacts with ids 1 to 5. Three emails are at example.com and two at example.org, and only Grace Hopper's phone is NULL. The programs only read; none of them changes the table.</w:t>
+        <w:t>Project Setup resets each language's own contacts table (contacts_c, contacts_cpp, contacts_csharp, contacts_go, contacts_python, and contacts_typescript), each with its own file: it drops it, creates it again with Lesson 4.4's exact definition, and inserts five known contacts with ids 1 to 5. Three emails are at example.com and two at example.org, and only Grace Hopper's phone is NULL. The programs only read; none of them changes the table.</w:t>
       </w:r>
     </w:p>
     <w:p>
@@ -682,10 +682,10 @@
         <w:pStyle w:val="ListBullet"/>
       </w:pPr>
       <w:r>
-        <w:t>A name search runs SELECT id, name, email, phone FROM contacts WHERE name = ? ORDER BY id with the term as the parameter and prints Name is and the term. A domain search builds the pattern %@ and the domain in code, runs the same SELECT with WHERE email LIKE ?, and prints Email matches and the pattern. Each label ends with a colon. Each contact found is printed as in Lesson 4.6: two spaces, the id, a colon, then the name, email, and phone, with (no phone) for NULL. A search that finds nothing prints two spa</w:t>
-      </w:r>
-      <w:r>
-        <w:t>ces and No contacts found.</w:t>
+        <w:t>A name search runs SELECT id, name, email, phone FROM contacts_c WHERE name = ? ORDER BY id, with its own language's table, with the term as the parameter and prints Name is and the term. A domain search builds the pattern %@ and the domain in code, runs the same SELECT with WHERE email LIKE ?, and prints Email matches and the pattern. Each label ends with a colon. Each contact found is printed as in Lesson 4.6: two spaces, the id, a colon, then the name, email, and phone, with (no phone) for NULL. A search</w:t>
+      </w:r>
+      <w:r>
+        <w:t xml:space="preserve"> that finds nothing prints two spaces and No contacts found.</w:t>
       </w:r>
     </w:p>
     <w:p>
@@ -742,7 +742,47 @@
         <w:keepNext/>
       </w:pPr>
       <w:r>
-        <w:t xml:space="preserve">  sql/reset_contacts.sql</w:t>
+        <w:t xml:space="preserve">  sql/reset_contacts_c.sql</w:t>
+      </w:r>
+    </w:p>
+    <w:p>
+      <w:pPr>
+        <w:pStyle w:val="CommandBlock"/>
+      </w:pPr>
+      <w:r>
+        <w:t xml:space="preserve">  sql/reset_contacts_cpp.sql</w:t>
+      </w:r>
+    </w:p>
+    <w:p>
+      <w:pPr>
+        <w:pStyle w:val="CommandBlock"/>
+      </w:pPr>
+      <w:r>
+        <w:t xml:space="preserve">  sql/reset_contacts_csharp.sql</w:t>
+      </w:r>
+    </w:p>
+    <w:p>
+      <w:pPr>
+        <w:pStyle w:val="CommandBlock"/>
+      </w:pPr>
+      <w:r>
+        <w:t xml:space="preserve">  sql/reset_contacts_go.sql</w:t>
+      </w:r>
+    </w:p>
+    <w:p>
+      <w:pPr>
+        <w:pStyle w:val="CommandBlock"/>
+      </w:pPr>
+      <w:r>
+        <w:t xml:space="preserve">  sql/reset_contacts_python.sql</w:t>
+      </w:r>
+    </w:p>
+    <w:p>
+      <w:pPr>
+        <w:pStyle w:val="CommandBlock"/>
+      </w:pPr>
+      <w:r>
+        <w:t xml:space="preserve">  sql/reset_contacts_typescript.sql</w:t>
       </w:r>
     </w:p>
     <w:p>
@@ -1968,10 +2008,10 @@
     </w:p>
     <w:p>
       <w:r>
-        <w:t>Setup owns the database's state: it puts the contacts table into a known state, so the lesson works whichever lessons you ran before it. This step resets the contacts table: it drops the table, with any rows earlier lessons or your own experiments left in it, creates it again with Lesson 4.4's exact definition, and inserts five known contacts. The programs print whatever their searches find, so the table must hold exactly these rows. Run it again whenever you want the table back in this state; the Chapter 4</w:t>
-      </w:r>
-      <w:r>
-        <w:t xml:space="preserve"> project keeps its own data and never resets it.</w:t>
+        <w:t>Setup owns the database's state: it puts each language's contacts table into a known state, so the lesson works whichever lessons you ran before it. This step resets the tables: it drops each one, with any rows earlier lessons or your own experiments left in it, creates it again with Lesson 4.4's exact definition, and inserts five known contacts. The programs print whatever their searches find, so each table must hold exactly these rows. Remember, each language has its own table and its own reset file: rese</w:t>
+      </w:r>
+      <w:r>
+        <w:t>t_contacts_c.sql resets contacts_c, and never touches another language's rows. The six files differ only in the language's name. Run it again whenever you want the tables back in this state; the Chapter 4 project keeps its own data and never resets it.</w:t>
       </w:r>
     </w:p>
     <w:p>
@@ -1994,22 +2034,1374 @@
         <w:pStyle w:val="Heading3"/>
       </w:pPr>
       <w:r>
-        <w:t>sql/reset_contacts.sql</w:t>
-      </w:r>
-    </w:p>
-    <w:p>
-      <w:pPr>
-        <w:pStyle w:val="SourceCode"/>
-        <w:keepNext/>
-      </w:pPr>
-      <w:r>
-        <w:t>-- Lesson 4.9's known contacts. This file resets the contacts table: it</w:t>
-      </w:r>
-    </w:p>
-    <w:p>
-      <w:pPr>
-        <w:pStyle w:val="SourceCode"/>
-        <w:keepNext/>
+        <w:t>sql/reset_contacts_c.sql</w:t>
+      </w:r>
+    </w:p>
+    <w:p>
+      <w:pPr>
+        <w:pStyle w:val="SourceCode"/>
+        <w:keepNext/>
+      </w:pPr>
+      <w:r>
+        <w:t>-- Lesson 4.9's known contacts for C. This file resets contacts_c, the C</w:t>
+      </w:r>
+    </w:p>
+    <w:p>
+      <w:pPr>
+        <w:pStyle w:val="SourceCode"/>
+        <w:keepNext/>
+      </w:pPr>
+      <w:r>
+        <w:t>-- programs' own contacts table: it drops the table, with any rows earlier</w:t>
+      </w:r>
+    </w:p>
+    <w:p>
+      <w:pPr>
+        <w:pStyle w:val="SourceCode"/>
+      </w:pPr>
+      <w:r>
+        <w:t>-- lessons or your own experiments left in it, and builds it again with five</w:t>
+      </w:r>
+    </w:p>
+    <w:p>
+      <w:pPr>
+        <w:pStyle w:val="SourceCode"/>
+      </w:pPr>
+      <w:r>
+        <w:t>-- known rows. The programs only search; they never change the table.</w:t>
+      </w:r>
+    </w:p>
+    <w:p>
+      <w:pPr>
+        <w:pStyle w:val="SourceCode"/>
+      </w:pPr>
+    </w:p>
+    <w:p>
+      <w:pPr>
+        <w:pStyle w:val="SourceCode"/>
+      </w:pPr>
+      <w:r>
+        <w:t>-- Remove the old table and every row in it (Lesson 4.4). IF EXISTS skips</w:t>
+      </w:r>
+    </w:p>
+    <w:p>
+      <w:pPr>
+        <w:pStyle w:val="SourceCode"/>
+      </w:pPr>
+      <w:r>
+        <w:t>-- this when there is no table yet.</w:t>
+      </w:r>
+    </w:p>
+    <w:p>
+      <w:pPr>
+        <w:pStyle w:val="SourceCode"/>
+      </w:pPr>
+      <w:r>
+        <w:t>DROP TABLE IF EXISTS contacts_c;</w:t>
+      </w:r>
+    </w:p>
+    <w:p>
+      <w:pPr>
+        <w:pStyle w:val="SourceCode"/>
+      </w:pPr>
+    </w:p>
+    <w:p>
+      <w:pPr>
+        <w:pStyle w:val="SourceCode"/>
+      </w:pPr>
+      <w:r>
+        <w:t>-- Lesson 4.4's contacts_c table, exactly as it defined it. CHARACTER SET</w:t>
+      </w:r>
+    </w:p>
+    <w:p>
+      <w:pPr>
+        <w:pStyle w:val="SourceCode"/>
+      </w:pPr>
+      <w:r>
+        <w:t>-- utf8mb4 also gives every text column utf8mb4's default collation, the</w:t>
+      </w:r>
+    </w:p>
+    <w:p>
+      <w:pPr>
+        <w:pStyle w:val="SourceCode"/>
+      </w:pPr>
+      <w:r>
+        <w:t>-- rules the server uses to compare text (Lesson 4.9).</w:t>
+      </w:r>
+    </w:p>
+    <w:p>
+      <w:pPr>
+        <w:pStyle w:val="SourceCode"/>
+      </w:pPr>
+      <w:r>
+        <w:t>CREATE TABLE contacts_c (</w:t>
+      </w:r>
+    </w:p>
+    <w:p>
+      <w:pPr>
+        <w:pStyle w:val="SourceCode"/>
+      </w:pPr>
+      <w:r>
+        <w:t xml:space="preserve">    id    INT AUTO_INCREMENT PRIMARY KEY,</w:t>
+      </w:r>
+    </w:p>
+    <w:p>
+      <w:pPr>
+        <w:pStyle w:val="SourceCode"/>
+      </w:pPr>
+      <w:r>
+        <w:t xml:space="preserve">    name  VARCHAR(100) NOT NULL,</w:t>
+      </w:r>
+    </w:p>
+    <w:p>
+      <w:pPr>
+        <w:pStyle w:val="SourceCode"/>
+      </w:pPr>
+      <w:r>
+        <w:t xml:space="preserve">    email VARCHAR(254) NOT NULL UNIQUE,</w:t>
+      </w:r>
+    </w:p>
+    <w:p>
+      <w:pPr>
+        <w:pStyle w:val="SourceCode"/>
+      </w:pPr>
+      <w:r>
+        <w:t xml:space="preserve">    phone VARCHAR(20)  NULL</w:t>
+      </w:r>
+    </w:p>
+    <w:p>
+      <w:pPr>
+        <w:pStyle w:val="SourceCode"/>
+      </w:pPr>
+      <w:r>
+        <w:t>) CHARACTER SET utf8mb4;</w:t>
+      </w:r>
+    </w:p>
+    <w:p>
+      <w:pPr>
+        <w:pStyle w:val="SourceCode"/>
+      </w:pPr>
+    </w:p>
+    <w:p>
+      <w:pPr>
+        <w:pStyle w:val="SourceCode"/>
+      </w:pPr>
+      <w:r>
+        <w:t>-- Five known contacts; the new table numbers them 1 to 5. Three use the</w:t>
+      </w:r>
+    </w:p>
+    <w:p>
+      <w:pPr>
+        <w:pStyle w:val="SourceCode"/>
+      </w:pPr>
+      <w:r>
+        <w:t>-- domain example.com and two use example.org, so a domain search has</w:t>
+      </w:r>
+    </w:p>
+    <w:p>
+      <w:pPr>
+        <w:pStyle w:val="SourceCode"/>
+      </w:pPr>
+      <w:r>
+        <w:t>-- something to find. Grace Hopper's phone is NULL (Lesson 4.6).</w:t>
+      </w:r>
+    </w:p>
+    <w:p>
+      <w:pPr>
+        <w:pStyle w:val="SourceCode"/>
+      </w:pPr>
+      <w:r>
+        <w:t>INSERT INTO contacts_c (name, email, phone)</w:t>
+      </w:r>
+    </w:p>
+    <w:p>
+      <w:pPr>
+        <w:pStyle w:val="SourceCode"/>
+      </w:pPr>
+      <w:r>
+        <w:t xml:space="preserve">    VALUES ('Ada Lovelace', 'ada@example.com', '555-0100');</w:t>
+      </w:r>
+    </w:p>
+    <w:p>
+      <w:pPr>
+        <w:pStyle w:val="SourceCode"/>
+      </w:pPr>
+      <w:r>
+        <w:t>INSERT INTO contacts_c (name, email, phone)</w:t>
+      </w:r>
+    </w:p>
+    <w:p>
+      <w:pPr>
+        <w:pStyle w:val="SourceCode"/>
+      </w:pPr>
+      <w:r>
+        <w:t xml:space="preserve">    VALUES ('Grace Hopper', 'grace@example.com', NULL);</w:t>
+      </w:r>
+    </w:p>
+    <w:p>
+      <w:pPr>
+        <w:pStyle w:val="SourceCode"/>
+      </w:pPr>
+      <w:r>
+        <w:t>INSERT INTO contacts_c (name, email, phone)</w:t>
+      </w:r>
+    </w:p>
+    <w:p>
+      <w:pPr>
+        <w:pStyle w:val="SourceCode"/>
+      </w:pPr>
+      <w:r>
+        <w:t xml:space="preserve">    VALUES ('Alan Turing', 'alan@example.com', '555-0102');</w:t>
+      </w:r>
+    </w:p>
+    <w:p>
+      <w:pPr>
+        <w:pStyle w:val="SourceCode"/>
+      </w:pPr>
+      <w:r>
+        <w:t>INSERT INTO contacts_c (name, email, phone)</w:t>
+      </w:r>
+    </w:p>
+    <w:p>
+      <w:pPr>
+        <w:pStyle w:val="SourceCode"/>
+        <w:keepNext/>
+      </w:pPr>
+      <w:r>
+        <w:t xml:space="preserve">    VALUES ('Katherine Johnson', 'katherine@example.org', '555-0103');</w:t>
+      </w:r>
+    </w:p>
+    <w:p>
+      <w:pPr>
+        <w:pStyle w:val="SourceCode"/>
+        <w:keepNext/>
+      </w:pPr>
+      <w:r>
+        <w:t>INSERT INTO contacts_c (name, email, phone)</w:t>
+      </w:r>
+    </w:p>
+    <w:p>
+      <w:pPr>
+        <w:pStyle w:val="SourceCode"/>
+      </w:pPr>
+      <w:r>
+        <w:t xml:space="preserve">    VALUES ('Margaret Hamilton', 'margaret@example.org', '555-0104');</w:t>
+      </w:r>
+    </w:p>
+    <w:p>
+      <w:pPr>
+        <w:keepNext/>
+      </w:pPr>
+    </w:p>
+    <w:p>
+      <w:pPr>
+        <w:pStyle w:val="Heading3"/>
+      </w:pPr>
+      <w:r>
+        <w:t>sql/reset_contacts_cpp.sql</w:t>
+      </w:r>
+    </w:p>
+    <w:p>
+      <w:pPr>
+        <w:pStyle w:val="SourceCode"/>
+        <w:keepNext/>
+      </w:pPr>
+      <w:r>
+        <w:t>-- Lesson 4.9's known contacts for C++. This file resets contacts_cpp, the</w:t>
+      </w:r>
+    </w:p>
+    <w:p>
+      <w:pPr>
+        <w:pStyle w:val="SourceCode"/>
+        <w:keepNext/>
+      </w:pPr>
+      <w:r>
+        <w:t>-- C++ programs' own contacts table: it drops the table, with any rows</w:t>
+      </w:r>
+    </w:p>
+    <w:p>
+      <w:pPr>
+        <w:pStyle w:val="SourceCode"/>
+      </w:pPr>
+      <w:r>
+        <w:t>-- earlier lessons or your own experiments left in it, and builds it again</w:t>
+      </w:r>
+    </w:p>
+    <w:p>
+      <w:pPr>
+        <w:pStyle w:val="SourceCode"/>
+      </w:pPr>
+      <w:r>
+        <w:t>-- with five known rows. The programs only search; they never change the</w:t>
+      </w:r>
+    </w:p>
+    <w:p>
+      <w:pPr>
+        <w:pStyle w:val="SourceCode"/>
+      </w:pPr>
+      <w:r>
+        <w:t>-- table.</w:t>
+      </w:r>
+    </w:p>
+    <w:p>
+      <w:pPr>
+        <w:pStyle w:val="SourceCode"/>
+      </w:pPr>
+    </w:p>
+    <w:p>
+      <w:pPr>
+        <w:pStyle w:val="SourceCode"/>
+      </w:pPr>
+      <w:r>
+        <w:t>-- Remove the old table and every row in it (Lesson 4.4). IF EXISTS skips</w:t>
+      </w:r>
+    </w:p>
+    <w:p>
+      <w:pPr>
+        <w:pStyle w:val="SourceCode"/>
+      </w:pPr>
+      <w:r>
+        <w:t>-- this when there is no table yet.</w:t>
+      </w:r>
+    </w:p>
+    <w:p>
+      <w:pPr>
+        <w:pStyle w:val="SourceCode"/>
+      </w:pPr>
+      <w:r>
+        <w:t>DROP TABLE IF EXISTS contacts_cpp;</w:t>
+      </w:r>
+    </w:p>
+    <w:p>
+      <w:pPr>
+        <w:pStyle w:val="SourceCode"/>
+      </w:pPr>
+    </w:p>
+    <w:p>
+      <w:pPr>
+        <w:pStyle w:val="SourceCode"/>
+      </w:pPr>
+      <w:r>
+        <w:t>-- Lesson 4.4's contacts_cpp table, exactly as it defined it. CHARACTER SET</w:t>
+      </w:r>
+    </w:p>
+    <w:p>
+      <w:pPr>
+        <w:pStyle w:val="SourceCode"/>
+      </w:pPr>
+      <w:r>
+        <w:t>-- utf8mb4 also gives every text column utf8mb4's default collation, the</w:t>
+      </w:r>
+    </w:p>
+    <w:p>
+      <w:pPr>
+        <w:pStyle w:val="SourceCode"/>
+      </w:pPr>
+      <w:r>
+        <w:t>-- rules the server uses to compare text (Lesson 4.9).</w:t>
+      </w:r>
+    </w:p>
+    <w:p>
+      <w:pPr>
+        <w:pStyle w:val="SourceCode"/>
+      </w:pPr>
+      <w:r>
+        <w:t>CREATE TABLE contacts_cpp (</w:t>
+      </w:r>
+    </w:p>
+    <w:p>
+      <w:pPr>
+        <w:pStyle w:val="SourceCode"/>
+      </w:pPr>
+      <w:r>
+        <w:t xml:space="preserve">    id    INT AUTO_INCREMENT PRIMARY KEY,</w:t>
+      </w:r>
+    </w:p>
+    <w:p>
+      <w:pPr>
+        <w:pStyle w:val="SourceCode"/>
+      </w:pPr>
+      <w:r>
+        <w:t xml:space="preserve">    name  VARCHAR(100) NOT NULL,</w:t>
+      </w:r>
+    </w:p>
+    <w:p>
+      <w:pPr>
+        <w:pStyle w:val="SourceCode"/>
+      </w:pPr>
+      <w:r>
+        <w:t xml:space="preserve">    email VARCHAR(254) NOT NULL UNIQUE,</w:t>
+      </w:r>
+    </w:p>
+    <w:p>
+      <w:pPr>
+        <w:pStyle w:val="SourceCode"/>
+      </w:pPr>
+      <w:r>
+        <w:t xml:space="preserve">    phone VARCHAR(20)  NULL</w:t>
+      </w:r>
+    </w:p>
+    <w:p>
+      <w:pPr>
+        <w:pStyle w:val="SourceCode"/>
+      </w:pPr>
+      <w:r>
+        <w:t>) CHARACTER SET utf8mb4;</w:t>
+      </w:r>
+    </w:p>
+    <w:p>
+      <w:pPr>
+        <w:pStyle w:val="SourceCode"/>
+      </w:pPr>
+    </w:p>
+    <w:p>
+      <w:pPr>
+        <w:pStyle w:val="SourceCode"/>
+      </w:pPr>
+      <w:r>
+        <w:t>-- Five known contacts; the new table numbers them 1 to 5. Three use the</w:t>
+      </w:r>
+    </w:p>
+    <w:p>
+      <w:pPr>
+        <w:pStyle w:val="SourceCode"/>
+      </w:pPr>
+      <w:r>
+        <w:t>-- domain example.com and two use example.org, so a domain search has</w:t>
+      </w:r>
+    </w:p>
+    <w:p>
+      <w:pPr>
+        <w:pStyle w:val="SourceCode"/>
+      </w:pPr>
+      <w:r>
+        <w:t>-- something to find. Grace Hopper's phone is NULL (Lesson 4.6).</w:t>
+      </w:r>
+    </w:p>
+    <w:p>
+      <w:pPr>
+        <w:pStyle w:val="SourceCode"/>
+      </w:pPr>
+      <w:r>
+        <w:t>INSERT INTO contacts_cpp (name, email, phone)</w:t>
+      </w:r>
+    </w:p>
+    <w:p>
+      <w:pPr>
+        <w:pStyle w:val="SourceCode"/>
+      </w:pPr>
+      <w:r>
+        <w:t xml:space="preserve">    VALUES ('Ada Lovelace', 'ada@example.com', '555-0100');</w:t>
+      </w:r>
+    </w:p>
+    <w:p>
+      <w:pPr>
+        <w:pStyle w:val="SourceCode"/>
+      </w:pPr>
+      <w:r>
+        <w:t>INSERT INTO contacts_cpp (name, email, phone)</w:t>
+      </w:r>
+    </w:p>
+    <w:p>
+      <w:pPr>
+        <w:pStyle w:val="SourceCode"/>
+      </w:pPr>
+      <w:r>
+        <w:t xml:space="preserve">    VALUES ('Grace Hopper', 'grace@example.com', NULL);</w:t>
+      </w:r>
+    </w:p>
+    <w:p>
+      <w:pPr>
+        <w:pStyle w:val="SourceCode"/>
+      </w:pPr>
+      <w:r>
+        <w:t>INSERT INTO contacts_cpp (name, email, phone)</w:t>
+      </w:r>
+    </w:p>
+    <w:p>
+      <w:pPr>
+        <w:pStyle w:val="SourceCode"/>
+      </w:pPr>
+      <w:r>
+        <w:t xml:space="preserve">    VALUES ('Alan Turing', 'alan@example.com', '555-0102');</w:t>
+      </w:r>
+    </w:p>
+    <w:p>
+      <w:pPr>
+        <w:pStyle w:val="SourceCode"/>
+      </w:pPr>
+      <w:r>
+        <w:t>INSERT INTO contacts_cpp (name, email, phone)</w:t>
+      </w:r>
+    </w:p>
+    <w:p>
+      <w:pPr>
+        <w:pStyle w:val="SourceCode"/>
+        <w:keepNext/>
+      </w:pPr>
+      <w:r>
+        <w:t xml:space="preserve">    VALUES ('Katherine Johnson', 'katherine@example.org', '555-0103');</w:t>
+      </w:r>
+    </w:p>
+    <w:p>
+      <w:pPr>
+        <w:pStyle w:val="SourceCode"/>
+        <w:keepNext/>
+      </w:pPr>
+      <w:r>
+        <w:t>INSERT INTO contacts_cpp (name, email, phone)</w:t>
+      </w:r>
+    </w:p>
+    <w:p>
+      <w:pPr>
+        <w:pStyle w:val="SourceCode"/>
+      </w:pPr>
+      <w:r>
+        <w:t xml:space="preserve">    VALUES ('Margaret Hamilton', 'margaret@example.org', '555-0104');</w:t>
+      </w:r>
+    </w:p>
+    <w:p>
+      <w:pPr>
+        <w:keepNext/>
+      </w:pPr>
+    </w:p>
+    <w:p>
+      <w:pPr>
+        <w:pStyle w:val="Heading3"/>
+      </w:pPr>
+      <w:r>
+        <w:t>sql/reset_contacts_csharp.sql</w:t>
+      </w:r>
+    </w:p>
+    <w:p>
+      <w:pPr>
+        <w:pStyle w:val="SourceCode"/>
+        <w:keepNext/>
+      </w:pPr>
+      <w:r>
+        <w:t>-- Lesson 4.9's known contacts for C#. This file resets contacts_csharp, the</w:t>
+      </w:r>
+    </w:p>
+    <w:p>
+      <w:pPr>
+        <w:pStyle w:val="SourceCode"/>
+        <w:keepNext/>
+      </w:pPr>
+      <w:r>
+        <w:t>-- C# programs' own contacts table: it drops the table, with any rows</w:t>
+      </w:r>
+    </w:p>
+    <w:p>
+      <w:pPr>
+        <w:pStyle w:val="SourceCode"/>
+      </w:pPr>
+      <w:r>
+        <w:t>-- earlier lessons or your own experiments left in it, and builds it again</w:t>
+      </w:r>
+    </w:p>
+    <w:p>
+      <w:pPr>
+        <w:pStyle w:val="SourceCode"/>
+      </w:pPr>
+      <w:r>
+        <w:t>-- with five known rows. The programs only search; they never change the</w:t>
+      </w:r>
+    </w:p>
+    <w:p>
+      <w:pPr>
+        <w:pStyle w:val="SourceCode"/>
+      </w:pPr>
+      <w:r>
+        <w:t>-- table.</w:t>
+      </w:r>
+    </w:p>
+    <w:p>
+      <w:pPr>
+        <w:pStyle w:val="SourceCode"/>
+      </w:pPr>
+    </w:p>
+    <w:p>
+      <w:pPr>
+        <w:pStyle w:val="SourceCode"/>
+      </w:pPr>
+      <w:r>
+        <w:t>-- Remove the old table and every row in it (Lesson 4.4). IF EXISTS skips</w:t>
+      </w:r>
+    </w:p>
+    <w:p>
+      <w:pPr>
+        <w:pStyle w:val="SourceCode"/>
+      </w:pPr>
+      <w:r>
+        <w:t>-- this when there is no table yet.</w:t>
+      </w:r>
+    </w:p>
+    <w:p>
+      <w:pPr>
+        <w:pStyle w:val="SourceCode"/>
+      </w:pPr>
+      <w:r>
+        <w:t>DROP TABLE IF EXISTS contacts_csharp;</w:t>
+      </w:r>
+    </w:p>
+    <w:p>
+      <w:pPr>
+        <w:pStyle w:val="SourceCode"/>
+      </w:pPr>
+    </w:p>
+    <w:p>
+      <w:pPr>
+        <w:pStyle w:val="SourceCode"/>
+      </w:pPr>
+      <w:r>
+        <w:t>-- Lesson 4.4's contacts_csharp table, exactly as it defined it. CHARACTER</w:t>
+      </w:r>
+    </w:p>
+    <w:p>
+      <w:pPr>
+        <w:pStyle w:val="SourceCode"/>
+      </w:pPr>
+      <w:r>
+        <w:t>-- SET utf8mb4 also gives every text column utf8mb4's default collation, the</w:t>
+      </w:r>
+    </w:p>
+    <w:p>
+      <w:pPr>
+        <w:pStyle w:val="SourceCode"/>
+      </w:pPr>
+      <w:r>
+        <w:t>-- rules the server uses to compare text (Lesson 4.9).</w:t>
+      </w:r>
+    </w:p>
+    <w:p>
+      <w:pPr>
+        <w:pStyle w:val="SourceCode"/>
+      </w:pPr>
+      <w:r>
+        <w:t>CREATE TABLE contacts_csharp (</w:t>
+      </w:r>
+    </w:p>
+    <w:p>
+      <w:pPr>
+        <w:pStyle w:val="SourceCode"/>
+      </w:pPr>
+      <w:r>
+        <w:t xml:space="preserve">    id    INT AUTO_INCREMENT PRIMARY KEY,</w:t>
+      </w:r>
+    </w:p>
+    <w:p>
+      <w:pPr>
+        <w:pStyle w:val="SourceCode"/>
+      </w:pPr>
+      <w:r>
+        <w:t xml:space="preserve">    name  VARCHAR(100) NOT NULL,</w:t>
+      </w:r>
+    </w:p>
+    <w:p>
+      <w:pPr>
+        <w:pStyle w:val="SourceCode"/>
+      </w:pPr>
+      <w:r>
+        <w:t xml:space="preserve">    email VARCHAR(254) NOT NULL UNIQUE,</w:t>
+      </w:r>
+    </w:p>
+    <w:p>
+      <w:pPr>
+        <w:pStyle w:val="SourceCode"/>
+      </w:pPr>
+      <w:r>
+        <w:t xml:space="preserve">    phone VARCHAR(20)  NULL</w:t>
+      </w:r>
+    </w:p>
+    <w:p>
+      <w:pPr>
+        <w:pStyle w:val="SourceCode"/>
+      </w:pPr>
+      <w:r>
+        <w:t>) CHARACTER SET utf8mb4;</w:t>
+      </w:r>
+    </w:p>
+    <w:p>
+      <w:pPr>
+        <w:pStyle w:val="SourceCode"/>
+      </w:pPr>
+    </w:p>
+    <w:p>
+      <w:pPr>
+        <w:pStyle w:val="SourceCode"/>
+      </w:pPr>
+      <w:r>
+        <w:t>-- Five known contacts; the new table numbers them 1 to 5. Three use the</w:t>
+      </w:r>
+    </w:p>
+    <w:p>
+      <w:pPr>
+        <w:pStyle w:val="SourceCode"/>
+      </w:pPr>
+      <w:r>
+        <w:t>-- domain example.com and two use example.org, so a domain search has</w:t>
+      </w:r>
+    </w:p>
+    <w:p>
+      <w:pPr>
+        <w:pStyle w:val="SourceCode"/>
+      </w:pPr>
+      <w:r>
+        <w:t>-- something to find. Grace Hopper's phone is NULL (Lesson 4.6).</w:t>
+      </w:r>
+    </w:p>
+    <w:p>
+      <w:pPr>
+        <w:pStyle w:val="SourceCode"/>
+      </w:pPr>
+      <w:r>
+        <w:t>INSERT INTO contacts_csharp (name, email, phone)</w:t>
+      </w:r>
+    </w:p>
+    <w:p>
+      <w:pPr>
+        <w:pStyle w:val="SourceCode"/>
+      </w:pPr>
+      <w:r>
+        <w:t xml:space="preserve">    VALUES ('Ada Lovelace', 'ada@example.com', '555-0100');</w:t>
+      </w:r>
+    </w:p>
+    <w:p>
+      <w:pPr>
+        <w:pStyle w:val="SourceCode"/>
+      </w:pPr>
+      <w:r>
+        <w:t>INSERT INTO contacts_csharp (name, email, phone)</w:t>
+      </w:r>
+    </w:p>
+    <w:p>
+      <w:pPr>
+        <w:pStyle w:val="SourceCode"/>
+      </w:pPr>
+      <w:r>
+        <w:t xml:space="preserve">    VALUES ('Grace Hopper', 'grace@example.com', NULL);</w:t>
+      </w:r>
+    </w:p>
+    <w:p>
+      <w:pPr>
+        <w:pStyle w:val="SourceCode"/>
+      </w:pPr>
+      <w:r>
+        <w:t>INSERT INTO contacts_csharp (name, email, phone)</w:t>
+      </w:r>
+    </w:p>
+    <w:p>
+      <w:pPr>
+        <w:pStyle w:val="SourceCode"/>
+      </w:pPr>
+      <w:r>
+        <w:t xml:space="preserve">    VALUES ('Alan Turing', 'alan@example.com', '555-0102');</w:t>
+      </w:r>
+    </w:p>
+    <w:p>
+      <w:pPr>
+        <w:pStyle w:val="SourceCode"/>
+      </w:pPr>
+      <w:r>
+        <w:t>INSERT INTO contacts_csharp (name, email, phone)</w:t>
+      </w:r>
+    </w:p>
+    <w:p>
+      <w:pPr>
+        <w:pStyle w:val="SourceCode"/>
+        <w:keepNext/>
+      </w:pPr>
+      <w:r>
+        <w:t xml:space="preserve">    VALUES ('Katherine Johnson', 'katherine@example.org', '555-0103');</w:t>
+      </w:r>
+    </w:p>
+    <w:p>
+      <w:pPr>
+        <w:pStyle w:val="SourceCode"/>
+        <w:keepNext/>
+      </w:pPr>
+      <w:r>
+        <w:t>INSERT INTO contacts_csharp (name, email, phone)</w:t>
+      </w:r>
+    </w:p>
+    <w:p>
+      <w:pPr>
+        <w:pStyle w:val="SourceCode"/>
+      </w:pPr>
+      <w:r>
+        <w:t xml:space="preserve">    VALUES ('Margaret Hamilton', 'margaret@example.org', '555-0104');</w:t>
+      </w:r>
+    </w:p>
+    <w:p>
+      <w:pPr>
+        <w:keepNext/>
+      </w:pPr>
+    </w:p>
+    <w:p>
+      <w:pPr>
+        <w:pStyle w:val="Heading3"/>
+      </w:pPr>
+      <w:r>
+        <w:t>sql/reset_contacts_go.sql</w:t>
+      </w:r>
+    </w:p>
+    <w:p>
+      <w:pPr>
+        <w:pStyle w:val="SourceCode"/>
+        <w:keepNext/>
+      </w:pPr>
+      <w:r>
+        <w:t>-- Lesson 4.9's known contacts for Go. This file resets contacts_go, the Go</w:t>
+      </w:r>
+    </w:p>
+    <w:p>
+      <w:pPr>
+        <w:pStyle w:val="SourceCode"/>
+        <w:keepNext/>
+      </w:pPr>
+      <w:r>
+        <w:t>-- programs' own contacts table: it drops the table, with any rows earlier</w:t>
+      </w:r>
+    </w:p>
+    <w:p>
+      <w:pPr>
+        <w:pStyle w:val="SourceCode"/>
+      </w:pPr>
+      <w:r>
+        <w:t>-- lessons or your own experiments left in it, and builds it again with five</w:t>
+      </w:r>
+    </w:p>
+    <w:p>
+      <w:pPr>
+        <w:pStyle w:val="SourceCode"/>
+      </w:pPr>
+      <w:r>
+        <w:t>-- known rows. The programs only search; they never change the table.</w:t>
+      </w:r>
+    </w:p>
+    <w:p>
+      <w:pPr>
+        <w:pStyle w:val="SourceCode"/>
+      </w:pPr>
+    </w:p>
+    <w:p>
+      <w:pPr>
+        <w:pStyle w:val="SourceCode"/>
+      </w:pPr>
+      <w:r>
+        <w:t>-- Remove the old table and every row in it (Lesson 4.4). IF EXISTS skips</w:t>
+      </w:r>
+    </w:p>
+    <w:p>
+      <w:pPr>
+        <w:pStyle w:val="SourceCode"/>
+      </w:pPr>
+      <w:r>
+        <w:t>-- this when there is no table yet.</w:t>
+      </w:r>
+    </w:p>
+    <w:p>
+      <w:pPr>
+        <w:pStyle w:val="SourceCode"/>
+      </w:pPr>
+      <w:r>
+        <w:t>DROP TABLE IF EXISTS contacts_go;</w:t>
+      </w:r>
+    </w:p>
+    <w:p>
+      <w:pPr>
+        <w:pStyle w:val="SourceCode"/>
+      </w:pPr>
+    </w:p>
+    <w:p>
+      <w:pPr>
+        <w:pStyle w:val="SourceCode"/>
+      </w:pPr>
+      <w:r>
+        <w:t>-- Lesson 4.4's contacts_go table, exactly as it defined it. CHARACTER SET</w:t>
+      </w:r>
+    </w:p>
+    <w:p>
+      <w:pPr>
+        <w:pStyle w:val="SourceCode"/>
+      </w:pPr>
+      <w:r>
+        <w:t>-- utf8mb4 also gives every text column utf8mb4's default collation, the</w:t>
+      </w:r>
+    </w:p>
+    <w:p>
+      <w:pPr>
+        <w:pStyle w:val="SourceCode"/>
+      </w:pPr>
+      <w:r>
+        <w:t>-- rules the server uses to compare text (Lesson 4.9).</w:t>
+      </w:r>
+    </w:p>
+    <w:p>
+      <w:pPr>
+        <w:pStyle w:val="SourceCode"/>
+      </w:pPr>
+      <w:r>
+        <w:t>CREATE TABLE contacts_go (</w:t>
+      </w:r>
+    </w:p>
+    <w:p>
+      <w:pPr>
+        <w:pStyle w:val="SourceCode"/>
+      </w:pPr>
+      <w:r>
+        <w:t xml:space="preserve">    id    INT AUTO_INCREMENT PRIMARY KEY,</w:t>
+      </w:r>
+    </w:p>
+    <w:p>
+      <w:pPr>
+        <w:pStyle w:val="SourceCode"/>
+      </w:pPr>
+      <w:r>
+        <w:t xml:space="preserve">    name  VARCHAR(100) NOT NULL,</w:t>
+      </w:r>
+    </w:p>
+    <w:p>
+      <w:pPr>
+        <w:pStyle w:val="SourceCode"/>
+      </w:pPr>
+      <w:r>
+        <w:t xml:space="preserve">    email VARCHAR(254) NOT NULL UNIQUE,</w:t>
+      </w:r>
+    </w:p>
+    <w:p>
+      <w:pPr>
+        <w:pStyle w:val="SourceCode"/>
+      </w:pPr>
+      <w:r>
+        <w:t xml:space="preserve">    phone VARCHAR(20)  NULL</w:t>
+      </w:r>
+    </w:p>
+    <w:p>
+      <w:pPr>
+        <w:pStyle w:val="SourceCode"/>
+      </w:pPr>
+      <w:r>
+        <w:t>) CHARACTER SET utf8mb4;</w:t>
+      </w:r>
+    </w:p>
+    <w:p>
+      <w:pPr>
+        <w:pStyle w:val="SourceCode"/>
+      </w:pPr>
+    </w:p>
+    <w:p>
+      <w:pPr>
+        <w:pStyle w:val="SourceCode"/>
+      </w:pPr>
+      <w:r>
+        <w:t>-- Five known contacts; the new table numbers them 1 to 5. Three use the</w:t>
+      </w:r>
+    </w:p>
+    <w:p>
+      <w:pPr>
+        <w:pStyle w:val="SourceCode"/>
+      </w:pPr>
+      <w:r>
+        <w:t>-- domain example.com and two use example.org, so a domain search has</w:t>
+      </w:r>
+    </w:p>
+    <w:p>
+      <w:pPr>
+        <w:pStyle w:val="SourceCode"/>
+      </w:pPr>
+      <w:r>
+        <w:t>-- something to find. Grace Hopper's phone is NULL (Lesson 4.6).</w:t>
+      </w:r>
+    </w:p>
+    <w:p>
+      <w:pPr>
+        <w:pStyle w:val="SourceCode"/>
+      </w:pPr>
+      <w:r>
+        <w:t>INSERT INTO contacts_go (name, email, phone)</w:t>
+      </w:r>
+    </w:p>
+    <w:p>
+      <w:pPr>
+        <w:pStyle w:val="SourceCode"/>
+      </w:pPr>
+      <w:r>
+        <w:t xml:space="preserve">    VALUES ('Ada Lovelace', 'ada@example.com', '555-0100');</w:t>
+      </w:r>
+    </w:p>
+    <w:p>
+      <w:pPr>
+        <w:pStyle w:val="SourceCode"/>
+      </w:pPr>
+      <w:r>
+        <w:t>INSERT INTO contacts_go (name, email, phone)</w:t>
+      </w:r>
+    </w:p>
+    <w:p>
+      <w:pPr>
+        <w:pStyle w:val="SourceCode"/>
+      </w:pPr>
+      <w:r>
+        <w:t xml:space="preserve">    VALUES ('Grace Hopper', 'grace@example.com', NULL);</w:t>
+      </w:r>
+    </w:p>
+    <w:p>
+      <w:pPr>
+        <w:pStyle w:val="SourceCode"/>
+      </w:pPr>
+      <w:r>
+        <w:t>INSERT INTO contacts_go (name, email, phone)</w:t>
+      </w:r>
+    </w:p>
+    <w:p>
+      <w:pPr>
+        <w:pStyle w:val="SourceCode"/>
+      </w:pPr>
+      <w:r>
+        <w:t xml:space="preserve">    VALUES ('Alan Turing', 'alan@example.com', '555-0102');</w:t>
+      </w:r>
+    </w:p>
+    <w:p>
+      <w:pPr>
+        <w:pStyle w:val="SourceCode"/>
+      </w:pPr>
+      <w:r>
+        <w:t>INSERT INTO contacts_go (name, email, phone)</w:t>
+      </w:r>
+    </w:p>
+    <w:p>
+      <w:pPr>
+        <w:pStyle w:val="SourceCode"/>
+        <w:keepNext/>
+      </w:pPr>
+      <w:r>
+        <w:t xml:space="preserve">    VALUES ('Katherine Johnson', 'katherine@example.org', '555-0103');</w:t>
+      </w:r>
+    </w:p>
+    <w:p>
+      <w:pPr>
+        <w:pStyle w:val="SourceCode"/>
+        <w:keepNext/>
+      </w:pPr>
+      <w:r>
+        <w:t>INSERT INTO contacts_go (name, email, phone)</w:t>
+      </w:r>
+    </w:p>
+    <w:p>
+      <w:pPr>
+        <w:pStyle w:val="SourceCode"/>
+      </w:pPr>
+      <w:r>
+        <w:t xml:space="preserve">    VALUES ('Margaret Hamilton', 'margaret@example.org', '555-0104');</w:t>
+      </w:r>
+    </w:p>
+    <w:p>
+      <w:pPr>
+        <w:keepNext/>
+      </w:pPr>
+    </w:p>
+    <w:p>
+      <w:pPr>
+        <w:pStyle w:val="Heading3"/>
+      </w:pPr>
+      <w:r>
+        <w:t>sql/reset_contacts_python.sql</w:t>
+      </w:r>
+    </w:p>
+    <w:p>
+      <w:pPr>
+        <w:pStyle w:val="SourceCode"/>
+        <w:keepNext/>
+      </w:pPr>
+      <w:r>
+        <w:t>-- Lesson 4.9's known contacts for Python. This file resets contacts_python,</w:t>
+      </w:r>
+    </w:p>
+    <w:p>
+      <w:pPr>
+        <w:pStyle w:val="SourceCode"/>
+        <w:keepNext/>
+      </w:pPr>
+      <w:r>
+        <w:t>-- the Python programs' own contacts table: it drops the table, with any</w:t>
+      </w:r>
+    </w:p>
+    <w:p>
+      <w:pPr>
+        <w:pStyle w:val="SourceCode"/>
+      </w:pPr>
+      <w:r>
+        <w:t>-- rows earlier lessons or your own experiments left in it, and builds it</w:t>
+      </w:r>
+    </w:p>
+    <w:p>
+      <w:pPr>
+        <w:pStyle w:val="SourceCode"/>
+      </w:pPr>
+      <w:r>
+        <w:t>-- again with five known rows. The programs only search; they never change</w:t>
+      </w:r>
+    </w:p>
+    <w:p>
+      <w:pPr>
+        <w:pStyle w:val="SourceCode"/>
+      </w:pPr>
+      <w:r>
+        <w:t>-- the table.</w:t>
+      </w:r>
+    </w:p>
+    <w:p>
+      <w:pPr>
+        <w:pStyle w:val="SourceCode"/>
+      </w:pPr>
+    </w:p>
+    <w:p>
+      <w:pPr>
+        <w:pStyle w:val="SourceCode"/>
+      </w:pPr>
+      <w:r>
+        <w:t>-- Remove the old table and every row in it (Lesson 4.4). IF EXISTS skips</w:t>
+      </w:r>
+    </w:p>
+    <w:p>
+      <w:pPr>
+        <w:pStyle w:val="SourceCode"/>
+      </w:pPr>
+      <w:r>
+        <w:t>-- this when there is no table yet.</w:t>
+      </w:r>
+    </w:p>
+    <w:p>
+      <w:pPr>
+        <w:pStyle w:val="SourceCode"/>
+      </w:pPr>
+      <w:r>
+        <w:t>DROP TABLE IF EXISTS contacts_python;</w:t>
+      </w:r>
+    </w:p>
+    <w:p>
+      <w:pPr>
+        <w:pStyle w:val="SourceCode"/>
+      </w:pPr>
+    </w:p>
+    <w:p>
+      <w:pPr>
+        <w:pStyle w:val="SourceCode"/>
+      </w:pPr>
+      <w:r>
+        <w:t>-- Lesson 4.4's contacts_python table, exactly as it defined it. CHARACTER</w:t>
+      </w:r>
+    </w:p>
+    <w:p>
+      <w:pPr>
+        <w:pStyle w:val="SourceCode"/>
+      </w:pPr>
+      <w:r>
+        <w:t>-- SET utf8mb4 also gives every text column utf8mb4's default collation, the</w:t>
+      </w:r>
+    </w:p>
+    <w:p>
+      <w:pPr>
+        <w:pStyle w:val="SourceCode"/>
+      </w:pPr>
+      <w:r>
+        <w:t>-- rules the server uses to compare text (Lesson 4.9).</w:t>
+      </w:r>
+    </w:p>
+    <w:p>
+      <w:pPr>
+        <w:pStyle w:val="SourceCode"/>
+      </w:pPr>
+      <w:r>
+        <w:t>CREATE TABLE contacts_python (</w:t>
+      </w:r>
+    </w:p>
+    <w:p>
+      <w:pPr>
+        <w:pStyle w:val="SourceCode"/>
+      </w:pPr>
+      <w:r>
+        <w:t xml:space="preserve">    id    INT AUTO_INCREMENT PRIMARY KEY,</w:t>
+      </w:r>
+    </w:p>
+    <w:p>
+      <w:pPr>
+        <w:pStyle w:val="SourceCode"/>
+      </w:pPr>
+      <w:r>
+        <w:t xml:space="preserve">    name  VARCHAR(100) NOT NULL,</w:t>
+      </w:r>
+    </w:p>
+    <w:p>
+      <w:pPr>
+        <w:pStyle w:val="SourceCode"/>
+      </w:pPr>
+      <w:r>
+        <w:t xml:space="preserve">    email VARCHAR(254) NOT NULL UNIQUE,</w:t>
+      </w:r>
+    </w:p>
+    <w:p>
+      <w:pPr>
+        <w:pStyle w:val="SourceCode"/>
+      </w:pPr>
+      <w:r>
+        <w:t xml:space="preserve">    phone VARCHAR(20)  NULL</w:t>
+      </w:r>
+    </w:p>
+    <w:p>
+      <w:pPr>
+        <w:pStyle w:val="SourceCode"/>
+      </w:pPr>
+      <w:r>
+        <w:t>) CHARACTER SET utf8mb4;</w:t>
+      </w:r>
+    </w:p>
+    <w:p>
+      <w:pPr>
+        <w:pStyle w:val="SourceCode"/>
+      </w:pPr>
+    </w:p>
+    <w:p>
+      <w:pPr>
+        <w:pStyle w:val="SourceCode"/>
+      </w:pPr>
+      <w:r>
+        <w:t>-- Five known contacts; the new table numbers them 1 to 5. Three use the</w:t>
+      </w:r>
+    </w:p>
+    <w:p>
+      <w:pPr>
+        <w:pStyle w:val="SourceCode"/>
+      </w:pPr>
+      <w:r>
+        <w:t>-- domain example.com and two use example.org, so a domain search has</w:t>
+      </w:r>
+    </w:p>
+    <w:p>
+      <w:pPr>
+        <w:pStyle w:val="SourceCode"/>
+      </w:pPr>
+      <w:r>
+        <w:t>-- something to find. Grace Hopper's phone is NULL (Lesson 4.6).</w:t>
+      </w:r>
+    </w:p>
+    <w:p>
+      <w:pPr>
+        <w:pStyle w:val="SourceCode"/>
+      </w:pPr>
+      <w:r>
+        <w:t>INSERT INTO contacts_python (name, email, phone)</w:t>
+      </w:r>
+    </w:p>
+    <w:p>
+      <w:pPr>
+        <w:pStyle w:val="SourceCode"/>
+      </w:pPr>
+      <w:r>
+        <w:t xml:space="preserve">    VALUES ('Ada Lovelace', 'ada@example.com', '555-0100');</w:t>
+      </w:r>
+    </w:p>
+    <w:p>
+      <w:pPr>
+        <w:pStyle w:val="SourceCode"/>
+      </w:pPr>
+      <w:r>
+        <w:t>INSERT INTO contacts_python (name, email, phone)</w:t>
+      </w:r>
+    </w:p>
+    <w:p>
+      <w:pPr>
+        <w:pStyle w:val="SourceCode"/>
+      </w:pPr>
+      <w:r>
+        <w:t xml:space="preserve">    VALUES ('Grace Hopper', 'grace@example.com', NULL);</w:t>
+      </w:r>
+    </w:p>
+    <w:p>
+      <w:pPr>
+        <w:pStyle w:val="SourceCode"/>
+      </w:pPr>
+      <w:r>
+        <w:t>INSERT INTO contacts_python (name, email, phone)</w:t>
+      </w:r>
+    </w:p>
+    <w:p>
+      <w:pPr>
+        <w:pStyle w:val="SourceCode"/>
+      </w:pPr>
+      <w:r>
+        <w:t xml:space="preserve">    VALUES ('Alan Turing', 'alan@example.com', '555-0102');</w:t>
+      </w:r>
+    </w:p>
+    <w:p>
+      <w:pPr>
+        <w:pStyle w:val="SourceCode"/>
+      </w:pPr>
+      <w:r>
+        <w:t>INSERT INTO contacts_python (name, email, phone)</w:t>
+      </w:r>
+    </w:p>
+    <w:p>
+      <w:pPr>
+        <w:pStyle w:val="SourceCode"/>
+        <w:keepNext/>
+      </w:pPr>
+      <w:r>
+        <w:t xml:space="preserve">    VALUES ('Katherine Johnson', 'katherine@example.org', '555-0103');</w:t>
+      </w:r>
+    </w:p>
+    <w:p>
+      <w:pPr>
+        <w:pStyle w:val="SourceCode"/>
+        <w:keepNext/>
+      </w:pPr>
+      <w:r>
+        <w:t>INSERT INTO contacts_python (name, email, phone)</w:t>
+      </w:r>
+    </w:p>
+    <w:p>
+      <w:pPr>
+        <w:pStyle w:val="SourceCode"/>
+      </w:pPr>
+      <w:r>
+        <w:t xml:space="preserve">    VALUES ('Margaret Hamilton', 'margaret@example.org', '555-0104');</w:t>
+      </w:r>
+    </w:p>
+    <w:p>
+      <w:pPr>
+        <w:keepNext/>
+      </w:pPr>
+    </w:p>
+    <w:p>
+      <w:pPr>
+        <w:pStyle w:val="Heading3"/>
+      </w:pPr>
+      <w:r>
+        <w:t>sql/reset_contacts_typescript.sql</w:t>
+      </w:r>
+    </w:p>
+    <w:p>
+      <w:pPr>
+        <w:pStyle w:val="SourceCode"/>
+        <w:keepNext/>
+      </w:pPr>
+      <w:r>
+        <w:t>-- Lesson 4.9's known contacts for TypeScript. This file resets</w:t>
+      </w:r>
+    </w:p>
+    <w:p>
+      <w:pPr>
+        <w:pStyle w:val="SourceCode"/>
+        <w:keepNext/>
+      </w:pPr>
+      <w:r>
+        <w:t>-- contacts_typescript, the TypeScript programs' own contacts table: it</w:t>
+      </w:r>
+    </w:p>
+    <w:p>
+      <w:pPr>
+        <w:pStyle w:val="SourceCode"/>
       </w:pPr>
       <w:r>
         <w:t>-- drops the table, with any rows earlier lessons or your own experiments</w:t>
@@ -2020,15 +3412,15 @@
         <w:pStyle w:val="SourceCode"/>
       </w:pPr>
       <w:r>
-        <w:t>-- left in it, and builds it again with five known rows. The programs</w:t>
-      </w:r>
-    </w:p>
-    <w:p>
-      <w:pPr>
-        <w:pStyle w:val="SourceCode"/>
-      </w:pPr>
-      <w:r>
-        <w:t>-- only search; they never change the table.</w:t>
+        <w:t>-- left in it, and builds it again with five known rows. The programs only</w:t>
+      </w:r>
+    </w:p>
+    <w:p>
+      <w:pPr>
+        <w:pStyle w:val="SourceCode"/>
+      </w:pPr>
+      <w:r>
+        <w:t>-- search; they never change the table.</w:t>
       </w:r>
     </w:p>
     <w:p>
@@ -2057,44 +3449,44 @@
         <w:pStyle w:val="SourceCode"/>
       </w:pPr>
       <w:r>
-        <w:t>DROP TABLE IF EXISTS contacts;</w:t>
-      </w:r>
-    </w:p>
-    <w:p>
-      <w:pPr>
-        <w:pStyle w:val="SourceCode"/>
-      </w:pPr>
-    </w:p>
-    <w:p>
-      <w:pPr>
-        <w:pStyle w:val="SourceCode"/>
-      </w:pPr>
-      <w:r>
-        <w:t>-- Lesson 4.4's contacts table, exactly as it defined it. CHARACTER SET</w:t>
-      </w:r>
-    </w:p>
-    <w:p>
-      <w:pPr>
-        <w:pStyle w:val="SourceCode"/>
-      </w:pPr>
-      <w:r>
-        <w:t>-- utf8mb4 also gives every text column utf8mb4's default collation, the</w:t>
-      </w:r>
-    </w:p>
-    <w:p>
-      <w:pPr>
-        <w:pStyle w:val="SourceCode"/>
-      </w:pPr>
-      <w:r>
-        <w:t>-- rules the server uses to compare text (Lesson 4.9).</w:t>
-      </w:r>
-    </w:p>
-    <w:p>
-      <w:pPr>
-        <w:pStyle w:val="SourceCode"/>
-      </w:pPr>
-      <w:r>
-        <w:t>CREATE TABLE contacts (</w:t>
+        <w:t>DROP TABLE IF EXISTS contacts_typescript;</w:t>
+      </w:r>
+    </w:p>
+    <w:p>
+      <w:pPr>
+        <w:pStyle w:val="SourceCode"/>
+      </w:pPr>
+    </w:p>
+    <w:p>
+      <w:pPr>
+        <w:pStyle w:val="SourceCode"/>
+      </w:pPr>
+      <w:r>
+        <w:t>-- Lesson 4.4's contacts_typescript table, exactly as it defined it.</w:t>
+      </w:r>
+    </w:p>
+    <w:p>
+      <w:pPr>
+        <w:pStyle w:val="SourceCode"/>
+      </w:pPr>
+      <w:r>
+        <w:t>-- CHARACTER SET utf8mb4 also gives every text column utf8mb4's default</w:t>
+      </w:r>
+    </w:p>
+    <w:p>
+      <w:pPr>
+        <w:pStyle w:val="SourceCode"/>
+      </w:pPr>
+      <w:r>
+        <w:t>-- collation, the rules the server uses to compare text (Lesson 4.9).</w:t>
+      </w:r>
+    </w:p>
+    <w:p>
+      <w:pPr>
+        <w:pStyle w:val="SourceCode"/>
+      </w:pPr>
+      <w:r>
+        <w:t>CREATE TABLE contacts_typescript (</w:t>
       </w:r>
     </w:p>
     <w:p>
@@ -2171,7 +3563,7 @@
         <w:pStyle w:val="SourceCode"/>
       </w:pPr>
       <w:r>
-        <w:t>INSERT INTO contacts (name, email, phone)</w:t>
+        <w:t>INSERT INTO contacts_typescript (name, email, phone)</w:t>
       </w:r>
     </w:p>
     <w:p>
@@ -2187,7 +3579,7 @@
         <w:pStyle w:val="SourceCode"/>
       </w:pPr>
       <w:r>
-        <w:t>INSERT INTO contacts (name, email, phone)</w:t>
+        <w:t>INSERT INTO contacts_typescript (name, email, phone)</w:t>
       </w:r>
     </w:p>
     <w:p>
@@ -2203,7 +3595,7 @@
         <w:pStyle w:val="SourceCode"/>
       </w:pPr>
       <w:r>
-        <w:t>INSERT INTO contacts (name, email, phone)</w:t>
+        <w:t>INSERT INTO contacts_typescript (name, email, phone)</w:t>
       </w:r>
     </w:p>
     <w:p>
@@ -2219,7 +3611,7 @@
         <w:pStyle w:val="SourceCode"/>
       </w:pPr>
       <w:r>
-        <w:t>INSERT INTO contacts (name, email, phone)</w:t>
+        <w:t>INSERT INTO contacts_typescript (name, email, phone)</w:t>
       </w:r>
     </w:p>
     <w:p>
@@ -2237,7 +3629,7 @@
         <w:keepNext/>
       </w:pPr>
       <w:r>
-        <w:t>INSERT INTO contacts (name, email, phone)</w:t>
+        <w:t>INSERT INTO contacts_typescript (name, email, phone)</w:t>
       </w:r>
     </w:p>
     <w:p>
@@ -2255,7 +3647,10 @@
     </w:p>
     <w:p>
       <w:r>
-        <w:t>Remember, the first client command creates spa_contacts if it is missing, so this lesson works even if you start here; the second runs the file with the client's own source command, which needs --commands on Windows (on Linux or macOS, &lt; sends the file instead); and the third shows the table. MYSQL_PWD lasts only until the block's last line, -D names the database, and -t prints the answer as a table.</w:t>
+        <w:t>Remember, the first client command creates spa_contacts if it is missing, so this lesson works even if you start here; the next six run the files, one per language, with the client's own source command, which needs --commands on Windows (on Linux or macOS, &lt; sends the file instead); and the last shows the C programs' table, contacts_c. Put your language's table in its place to see that one: it holds the same rows. MYSQL_PWD lasts only until the block's last line, -D names the database, and -t prints the ans</w:t>
+      </w:r>
+      <w:r>
+        <w:t>wer as a table.</w:t>
       </w:r>
     </w:p>
     <w:p>
@@ -2292,7 +3687,6 @@
     <w:p>
       <w:pPr>
         <w:pStyle w:val="CommandBlock"/>
-        <w:keepNext/>
       </w:pPr>
       <w:r>
         <w:t>&amp; $mysql -u devuser -h 127.0.0.1 -P 3306 `</w:t>
@@ -2301,7 +3695,6 @@
     <w:p>
       <w:pPr>
         <w:pStyle w:val="CommandBlock"/>
-        <w:keepNext/>
       </w:pPr>
       <w:r>
         <w:t xml:space="preserve">    -e "CREATE DATABASE IF NOT EXISTS spa_contacts"</w:t>
@@ -2310,7 +3703,6 @@
     <w:p>
       <w:pPr>
         <w:pStyle w:val="CommandBlock"/>
-        <w:keepNext/>
       </w:pPr>
       <w:r>
         <w:t>&amp; $mysql -u devuser -h 127.0.0.1 -P 3306 -D spa_contacts --commands `</w:t>
@@ -2319,15 +3711,94 @@
     <w:p>
       <w:pPr>
         <w:pStyle w:val="CommandBlock"/>
-        <w:keepNext/>
-      </w:pPr>
-      <w:r>
-        <w:t xml:space="preserve">    -e "source ./sql/reset_contacts.sql"</w:t>
+      </w:pPr>
+      <w:r>
+        <w:t xml:space="preserve">    -e "source ./sql/reset_contacts_c.sql"</w:t>
       </w:r>
     </w:p>
     <w:p>
       <w:pPr>
         <w:pStyle w:val="CommandBlock"/>
+      </w:pPr>
+      <w:r>
+        <w:t>&amp; $mysql -u devuser -h 127.0.0.1 -P 3306 -D spa_contacts --commands `</w:t>
+      </w:r>
+    </w:p>
+    <w:p>
+      <w:pPr>
+        <w:pStyle w:val="CommandBlock"/>
+      </w:pPr>
+      <w:r>
+        <w:t xml:space="preserve">    -e "source ./sql/reset_contacts_cpp.sql"</w:t>
+      </w:r>
+    </w:p>
+    <w:p>
+      <w:pPr>
+        <w:pStyle w:val="CommandBlock"/>
+      </w:pPr>
+      <w:r>
+        <w:t>&amp; $mysql -u devuser -h 127.0.0.1 -P 3306 -D spa_contacts --commands `</w:t>
+      </w:r>
+    </w:p>
+    <w:p>
+      <w:pPr>
+        <w:pStyle w:val="CommandBlock"/>
+      </w:pPr>
+      <w:r>
+        <w:t xml:space="preserve">    -e "source ./sql/reset_contacts_csharp.sql"</w:t>
+      </w:r>
+    </w:p>
+    <w:p>
+      <w:pPr>
+        <w:pStyle w:val="CommandBlock"/>
+      </w:pPr>
+      <w:r>
+        <w:t>&amp; $mysql -u devuser -h 127.0.0.1 -P 3306 -D spa_contacts --commands `</w:t>
+      </w:r>
+    </w:p>
+    <w:p>
+      <w:pPr>
+        <w:pStyle w:val="CommandBlock"/>
+      </w:pPr>
+      <w:r>
+        <w:t xml:space="preserve">    -e "source ./sql/reset_contacts_go.sql"</w:t>
+      </w:r>
+    </w:p>
+    <w:p>
+      <w:pPr>
+        <w:pStyle w:val="CommandBlock"/>
+      </w:pPr>
+      <w:r>
+        <w:t>&amp; $mysql -u devuser -h 127.0.0.1 -P 3306 -D spa_contacts --commands `</w:t>
+      </w:r>
+    </w:p>
+    <w:p>
+      <w:pPr>
+        <w:pStyle w:val="CommandBlock"/>
+      </w:pPr>
+      <w:r>
+        <w:t xml:space="preserve">    -e "source ./sql/reset_contacts_python.sql"</w:t>
+      </w:r>
+    </w:p>
+    <w:p>
+      <w:pPr>
+        <w:pStyle w:val="CommandBlock"/>
+      </w:pPr>
+      <w:r>
+        <w:t>&amp; $mysql -u devuser -h 127.0.0.1 -P 3306 -D spa_contacts --commands `</w:t>
+      </w:r>
+    </w:p>
+    <w:p>
+      <w:pPr>
+        <w:pStyle w:val="CommandBlock"/>
+      </w:pPr>
+      <w:r>
+        <w:t xml:space="preserve">    -e "source ./sql/reset_contacts_typescript.sql"</w:t>
+      </w:r>
+    </w:p>
+    <w:p>
+      <w:pPr>
+        <w:pStyle w:val="CommandBlock"/>
         <w:keepNext/>
       </w:pPr>
       <w:r>
@@ -2340,7 +3811,7 @@
         <w:keepNext/>
       </w:pPr>
       <w:r>
-        <w:t xml:space="preserve">    -e "SELECT id, name, email, phone FROM contacts ORDER BY id"</w:t>
+        <w:t xml:space="preserve">    -e "SELECT id, name, email, phone FROM contacts_c ORDER BY id"</w:t>
       </w:r>
     </w:p>
     <w:p>
@@ -2385,7 +3856,6 @@
     <w:p>
       <w:pPr>
         <w:pStyle w:val="CommandBlock"/>
-        <w:keepNext/>
       </w:pPr>
       <w:r>
         <w:t xml:space="preserve">    -e "CREATE DATABASE IF NOT EXISTS spa_contacts"</w:t>
@@ -2394,15 +3864,102 @@
     <w:p>
       <w:pPr>
         <w:pStyle w:val="CommandBlock"/>
-        <w:keepNext/>
-      </w:pPr>
-      <w:r>
-        <w:t>mysql -u devuser -h 127.0.0.1 -P 3306 -D spa_contacts &lt; ./sql/reset_contacts.sql</w:t>
+      </w:pPr>
+      <w:r>
+        <w:t>mysql -u devuser -h 127.0.0.1 -P 3306 -D spa_contacts \</w:t>
       </w:r>
     </w:p>
     <w:p>
       <w:pPr>
         <w:pStyle w:val="CommandBlock"/>
+      </w:pPr>
+      <w:r>
+        <w:t xml:space="preserve">    &lt; ./sql/reset_contacts_c.sql</w:t>
+      </w:r>
+    </w:p>
+    <w:p>
+      <w:pPr>
+        <w:pStyle w:val="CommandBlock"/>
+      </w:pPr>
+      <w:r>
+        <w:t>mysql -u devuser -h 127.0.0.1 -P 3306 -D spa_contacts \</w:t>
+      </w:r>
+    </w:p>
+    <w:p>
+      <w:pPr>
+        <w:pStyle w:val="CommandBlock"/>
+      </w:pPr>
+      <w:r>
+        <w:t xml:space="preserve">    &lt; ./sql/reset_contacts_cpp.sql</w:t>
+      </w:r>
+    </w:p>
+    <w:p>
+      <w:pPr>
+        <w:pStyle w:val="CommandBlock"/>
+      </w:pPr>
+      <w:r>
+        <w:t>mysql -u devuser -h 127.0.0.1 -P 3306 -D spa_contacts \</w:t>
+      </w:r>
+    </w:p>
+    <w:p>
+      <w:pPr>
+        <w:pStyle w:val="CommandBlock"/>
+      </w:pPr>
+      <w:r>
+        <w:t xml:space="preserve">    &lt; ./sql/reset_contacts_csharp.sql</w:t>
+      </w:r>
+    </w:p>
+    <w:p>
+      <w:pPr>
+        <w:pStyle w:val="CommandBlock"/>
+      </w:pPr>
+      <w:r>
+        <w:t>mysql -u devuser -h 127.0.0.1 -P 3306 -D spa_contacts \</w:t>
+      </w:r>
+    </w:p>
+    <w:p>
+      <w:pPr>
+        <w:pStyle w:val="CommandBlock"/>
+      </w:pPr>
+      <w:r>
+        <w:t xml:space="preserve">    &lt; ./sql/reset_contacts_go.sql</w:t>
+      </w:r>
+    </w:p>
+    <w:p>
+      <w:pPr>
+        <w:pStyle w:val="CommandBlock"/>
+      </w:pPr>
+      <w:r>
+        <w:t>mysql -u devuser -h 127.0.0.1 -P 3306 -D spa_contacts \</w:t>
+      </w:r>
+    </w:p>
+    <w:p>
+      <w:pPr>
+        <w:pStyle w:val="CommandBlock"/>
+      </w:pPr>
+      <w:r>
+        <w:t xml:space="preserve">    &lt; ./sql/reset_contacts_python.sql</w:t>
+      </w:r>
+    </w:p>
+    <w:p>
+      <w:pPr>
+        <w:pStyle w:val="CommandBlock"/>
+      </w:pPr>
+      <w:r>
+        <w:t>mysql -u devuser -h 127.0.0.1 -P 3306 -D spa_contacts \</w:t>
+      </w:r>
+    </w:p>
+    <w:p>
+      <w:pPr>
+        <w:pStyle w:val="CommandBlock"/>
+      </w:pPr>
+      <w:r>
+        <w:t xml:space="preserve">    &lt; ./sql/reset_contacts_typescript.sql</w:t>
+      </w:r>
+    </w:p>
+    <w:p>
+      <w:pPr>
+        <w:pStyle w:val="CommandBlock"/>
         <w:keepNext/>
       </w:pPr>
       <w:r>
@@ -2415,7 +3972,7 @@
         <w:keepNext/>
       </w:pPr>
       <w:r>
-        <w:t xml:space="preserve">    -e "SELECT id, name, email, phone FROM contacts ORDER BY id"</w:t>
+        <w:t xml:space="preserve">    -e "SELECT id, name, email, phone FROM contacts_c ORDER BY id"</w:t>
       </w:r>
     </w:p>
     <w:p>
@@ -2436,7 +3993,7 @@
         <w:keepNext/>
       </w:pPr>
       <w:r>
-        <w:t>The first two commands print nothing. The query prints exactly this table:</w:t>
+        <w:t>The first seven commands print nothing. The query prints exactly this table:</w:t>
       </w:r>
     </w:p>
     <w:p>
@@ -2557,7 +4114,7 @@
     </w:p>
     <w:p>
       <w:r>
-        <w:t>Two client queries show where case-insensitive matching comes from. COLLATION(name) is a SQL function that returns the collation a text value is compared with; given a column, it returns the column's collation. The second query is this lesson's name search, written by hand with fixed text, in capital letters.</w:t>
+        <w:t>Two client queries show where case-insensitive matching comes from. COLLATION(name) is a SQL function that returns the collation a text value is compared with; given a column, it returns the column's collation. The second query is this lesson's name search, written by hand with fixed text, in capital letters. Both read contacts_c; every language's table gives the same answers.</w:t>
       </w:r>
     </w:p>
     <w:p>
@@ -2606,7 +4163,7 @@
         <w:keepNext/>
       </w:pPr>
       <w:r>
-        <w:t xml:space="preserve">    -e "SELECT COLLATION(name), COLLATION(email) FROM contacts WHERE id = 1"</w:t>
+        <w:t xml:space="preserve">    -e "SELECT COLLATION(name), COLLATION(email) FROM contacts_c WHERE id = 1"</w:t>
       </w:r>
     </w:p>
     <w:p>
@@ -2624,7 +4181,7 @@
         <w:keepNext/>
       </w:pPr>
       <w:r>
-        <w:t xml:space="preserve">    -e "SELECT id, name FROM contacts WHERE name = 'GRACE HOPPER'"</w:t>
+        <w:t xml:space="preserve">    -e "SELECT id, name FROM contacts_c WHERE name = 'GRACE HOPPER'"</w:t>
       </w:r>
     </w:p>
     <w:p>
@@ -2672,7 +4229,7 @@
         <w:keepNext/>
       </w:pPr>
       <w:r>
-        <w:t xml:space="preserve">    -e "SELECT COLLATION(name), COLLATION(email) FROM contacts WHERE id = 1"</w:t>
+        <w:t xml:space="preserve">    -e "SELECT COLLATION(name), COLLATION(email) FROM contacts_c WHERE id = 1"</w:t>
       </w:r>
     </w:p>
     <w:p>
@@ -2690,7 +4247,7 @@
         <w:keepNext/>
       </w:pPr>
       <w:r>
-        <w:t xml:space="preserve">    -e "SELECT id, name FROM contacts WHERE name = 'GRACE HOPPER'"</w:t>
+        <w:t xml:space="preserve">    -e "SELECT id, name FROM contacts_c WHERE name = 'GRACE HOPPER'"</w:t>
       </w:r>
     </w:p>
     <w:p>
@@ -2851,7 +4408,7 @@
         <w:pStyle w:val="ListBullet"/>
       </w:pPr>
       <w:r>
-        <w:t>If the first query shows another collation, such as utf8mb4_0900_bin, your server's default for utf8mb4 differs, and the searches respect letter case: grace hopper finds nothing. Add COLLATE utf8mb4_0900_ai_ci after CHARACTER SET utf8mb4 in .\sql\reset_contacts.sql, then run the Data Reset again.</w:t>
+        <w:t>If the first query shows another collation, such as utf8mb4_0900_bin, your server's default for utf8mb4 differs, and the searches respect letter case: grace hopper finds nothing. Add COLLATE utf8mb4_0900_ai_ci after CHARACTER SET utf8mb4 in each reset file, such as .\sql\reset_contacts_c.sql, then run the Data Reset again.</w:t>
       </w:r>
     </w:p>
     <w:p>
@@ -2911,7 +4468,7 @@
         <w:pStyle w:val="ListBullet"/>
       </w:pPr>
       <w:r>
-        <w:t>Unknown database 'spa_contacts' (error 1049), or Table 'spa_contacts.contacts' doesn't exist (error 1146): the Data Reset has not run yet. Run it.</w:t>
+        <w:t>Unknown database 'spa_contacts' (error 1049), or Table 'spa_contacts.contacts_c' doesn't exist (error 1146; your language's table in place of contacts_c): the Data Reset has not run yet. Run it.</w:t>
       </w:r>
     </w:p>
     <w:p>
@@ -3116,7 +4673,7 @@
         <w:pStyle w:val="SourceCode"/>
       </w:pPr>
       <w:r>
-        <w:t xml:space="preserve">    "SELECT id, name, email, phone FROM contacts WHERE name = ? ORDER BY id"</w:t>
+        <w:t xml:space="preserve">    "SELECT id, name, email, phone FROM contacts_c WHERE name = ? ORDER BY id"</w:t>
       </w:r>
     </w:p>
     <w:p>
@@ -3161,7 +4718,7 @@
         <w:pStyle w:val="SourceCode"/>
       </w:pPr>
       <w:r>
-        <w:t xml:space="preserve">    "SELECT id, name, email, phone FROM contacts WHERE email LIKE ? ORDER BY id"</w:t>
+        <w:t xml:space="preserve">    "SELECT id, name, email, phone FROM contacts_c WHERE email LIKE ? ORDER BY id"</w:t>
       </w:r>
     </w:p>
     <w:p>
@@ -5169,7 +6726,7 @@
         <w:pStyle w:val="SourceCode"/>
       </w:pPr>
       <w:r>
-        <w:t xml:space="preserve">    "SELECT id, name, email, phone FROM contacts WHERE name = ? ORDER BY id"</w:t>
+        <w:t xml:space="preserve">    "SELECT id, name, email, phone FROM contacts_c WHERE name = ? ORDER BY id"</w:t>
       </w:r>
     </w:p>
     <w:p>
@@ -5185,7 +6742,7 @@
         <w:pStyle w:val="SourceCode"/>
       </w:pPr>
       <w:r>
-        <w:t xml:space="preserve">    "SELECT id, name, email, phone FROM contacts WHERE email LIKE ? ORDER BY id"</w:t>
+        <w:t xml:space="preserve">    "SELECT id, name, email, phone FROM contacts_c WHERE email LIKE ? ORDER BY id"</w:t>
       </w:r>
     </w:p>
     <w:p>
@@ -7483,7 +9040,15 @@
         <w:pStyle w:val="SourceCode"/>
       </w:pPr>
       <w:r>
-        <w:t xml:space="preserve">    "SELECT id, name, email, phone FROM contacts WHERE name = ? ORDER BY id";</w:t>
+        <w:t xml:space="preserve">    "SELECT id, name, email, phone FROM contacts_cpp "</w:t>
+      </w:r>
+    </w:p>
+    <w:p>
+      <w:pPr>
+        <w:pStyle w:val="SourceCode"/>
+      </w:pPr>
+      <w:r>
+        <w:t xml:space="preserve">    "WHERE name = ? ORDER BY id";</w:t>
       </w:r>
     </w:p>
     <w:p>
@@ -7528,7 +9093,15 @@
         <w:pStyle w:val="SourceCode"/>
       </w:pPr>
       <w:r>
-        <w:t xml:space="preserve">    "SELECT id, name, email, phone FROM contacts WHERE email LIKE ? ORDER BY id";</w:t>
+        <w:t xml:space="preserve">    "SELECT id, name, email, phone FROM contacts_cpp "</w:t>
+      </w:r>
+    </w:p>
+    <w:p>
+      <w:pPr>
+        <w:pStyle w:val="SourceCode"/>
+      </w:pPr>
+      <w:r>
+        <w:t xml:space="preserve">    "WHERE email LIKE ? ORDER BY id";</w:t>
       </w:r>
     </w:p>
     <w:p>
@@ -9247,7 +10820,15 @@
         <w:pStyle w:val="SourceCode"/>
       </w:pPr>
       <w:r>
-        <w:t xml:space="preserve">    "SELECT id, name, email, phone FROM contacts WHERE name = ? ORDER BY id";</w:t>
+        <w:t xml:space="preserve">    "SELECT id, name, email, phone FROM contacts_cpp "</w:t>
+      </w:r>
+    </w:p>
+    <w:p>
+      <w:pPr>
+        <w:pStyle w:val="SourceCode"/>
+      </w:pPr>
+      <w:r>
+        <w:t xml:space="preserve">    "WHERE name = ? ORDER BY id";</w:t>
       </w:r>
     </w:p>
     <w:p>
@@ -9263,7 +10844,15 @@
         <w:pStyle w:val="SourceCode"/>
       </w:pPr>
       <w:r>
-        <w:t xml:space="preserve">    "SELECT id, name, email, phone FROM contacts WHERE email LIKE ? ORDER BY id";</w:t>
+        <w:t xml:space="preserve">    "SELECT id, name, email, phone FROM contacts_cpp "</w:t>
+      </w:r>
+    </w:p>
+    <w:p>
+      <w:pPr>
+        <w:pStyle w:val="SourceCode"/>
+      </w:pPr>
+      <w:r>
+        <w:t xml:space="preserve">    "WHERE email LIKE ? ORDER BY id";</w:t>
       </w:r>
     </w:p>
     <w:p>
@@ -11413,7 +13002,7 @@
         <w:pStyle w:val="SourceCode"/>
       </w:pPr>
       <w:r>
-        <w:t xml:space="preserve">        "SELECT id, name, email, phone FROM contacts " +</w:t>
+        <w:t xml:space="preserve">        "SELECT id, name, email, phone FROM contacts_csharp " +</w:t>
       </w:r>
     </w:p>
     <w:p>
@@ -11474,7 +13063,7 @@
         <w:pStyle w:val="SourceCode"/>
       </w:pPr>
       <w:r>
-        <w:t xml:space="preserve">        "SELECT id, name, email, phone FROM contacts " +</w:t>
+        <w:t xml:space="preserve">        "SELECT id, name, email, phone FROM contacts_csharp " +</w:t>
       </w:r>
     </w:p>
     <w:p>
@@ -13247,7 +14836,7 @@
         <w:pStyle w:val="SourceCode"/>
       </w:pPr>
       <w:r>
-        <w:t xml:space="preserve">        "SELECT id, name, email, phone FROM contacts " +</w:t>
+        <w:t xml:space="preserve">        "SELECT id, name, email, phone FROM contacts_csharp " +</w:t>
       </w:r>
     </w:p>
     <w:p>
@@ -13271,7 +14860,7 @@
         <w:pStyle w:val="SourceCode"/>
       </w:pPr>
       <w:r>
-        <w:t xml:space="preserve">        "SELECT id, name, email, phone FROM contacts " +</w:t>
+        <w:t xml:space="preserve">        "SELECT id, name, email, phone FROM contacts_csharp " +</w:t>
       </w:r>
     </w:p>
     <w:p>
@@ -15322,7 +16911,7 @@
         <w:pStyle w:val="SourceCode"/>
       </w:pPr>
       <w:r>
-        <w:t>const findByNameSQL = "SELECT id, name, email, phone FROM contacts " +</w:t>
+        <w:t>const findByNameSQL = "SELECT id, name, email, phone FROM contacts_go " +</w:t>
       </w:r>
     </w:p>
     <w:p>
@@ -15367,7 +16956,7 @@
         <w:pStyle w:val="SourceCode"/>
       </w:pPr>
       <w:r>
-        <w:t>const findByEmailSQL = "SELECT id, name, email, phone FROM contacts " +</w:t>
+        <w:t>const findByEmailSQL = "SELECT id, name, email, phone FROM contacts_go " +</w:t>
       </w:r>
     </w:p>
     <w:p>
@@ -16975,7 +18564,7 @@
         <w:pStyle w:val="SourceCode"/>
       </w:pPr>
       <w:r>
-        <w:t>const findByNameSQL = "SELECT id, name, email, phone FROM contacts " +</w:t>
+        <w:t>const findByNameSQL = "SELECT id, name, email, phone FROM contacts_go " +</w:t>
       </w:r>
     </w:p>
     <w:p>
@@ -16991,7 +18580,7 @@
         <w:pStyle w:val="SourceCode"/>
       </w:pPr>
       <w:r>
-        <w:t>const findByEmailSQL = "SELECT id, name, email, phone FROM contacts " +</w:t>
+        <w:t>const findByEmailSQL = "SELECT id, name, email, phone FROM contacts_go " +</w:t>
       </w:r>
     </w:p>
     <w:p>
@@ -19072,7 +20661,7 @@
         <w:pStyle w:val="SourceCode"/>
       </w:pPr>
       <w:r>
-        <w:t>FIND_BY_NAME = ("SELECT id, name, email, phone FROM contacts "</w:t>
+        <w:t>FIND_BY_NAME = ("SELECT id, name, email, phone FROM contacts_python "</w:t>
       </w:r>
     </w:p>
     <w:p>
@@ -19117,7 +20706,7 @@
         <w:pStyle w:val="SourceCode"/>
       </w:pPr>
       <w:r>
-        <w:t>FIND_BY_EMAIL = ("SELECT id, name, email, phone FROM contacts "</w:t>
+        <w:t>FIND_BY_EMAIL = ("SELECT id, name, email, phone FROM contacts_python "</w:t>
       </w:r>
     </w:p>
     <w:p>
@@ -20525,7 +22114,7 @@
         <w:pStyle w:val="SourceCode"/>
       </w:pPr>
       <w:r>
-        <w:t>FIND_BY_NAME = ("SELECT id, name, email, phone FROM contacts "</w:t>
+        <w:t>FIND_BY_NAME = ("SELECT id, name, email, phone FROM contacts_python "</w:t>
       </w:r>
     </w:p>
     <w:p>
@@ -20541,7 +22130,7 @@
         <w:pStyle w:val="SourceCode"/>
       </w:pPr>
       <w:r>
-        <w:t>FIND_BY_EMAIL = ("SELECT id, name, email, phone FROM contacts "</w:t>
+        <w:t>FIND_BY_EMAIL = ("SELECT id, name, email, phone FROM contacts_python "</w:t>
       </w:r>
     </w:p>
     <w:p>
@@ -22151,15 +23740,15 @@
         <w:pStyle w:val="SourceCode"/>
       </w:pPr>
       <w:r>
-        <w:t>const FIND_BY_NAME: string = "SELECT id, name, email, phone FROM contacts " +</w:t>
-      </w:r>
-    </w:p>
-    <w:p>
-      <w:pPr>
-        <w:pStyle w:val="SourceCode"/>
-      </w:pPr>
-      <w:r>
-        <w:t xml:space="preserve">    "WHERE name = ? ORDER BY id";</w:t>
+        <w:t>const FIND_BY_NAME: string = "SELECT id, name, email, phone " +</w:t>
+      </w:r>
+    </w:p>
+    <w:p>
+      <w:pPr>
+        <w:pStyle w:val="SourceCode"/>
+      </w:pPr>
+      <w:r>
+        <w:t xml:space="preserve">    "FROM contacts_typescript WHERE name = ? ORDER BY id";</w:t>
       </w:r>
     </w:p>
     <w:p>
@@ -22196,15 +23785,15 @@
         <w:pStyle w:val="SourceCode"/>
       </w:pPr>
       <w:r>
-        <w:t>const FIND_BY_EMAIL: string = "SELECT id, name, email, phone FROM contacts " +</w:t>
-      </w:r>
-    </w:p>
-    <w:p>
-      <w:pPr>
-        <w:pStyle w:val="SourceCode"/>
-      </w:pPr>
-      <w:r>
-        <w:t xml:space="preserve">    "WHERE email LIKE ? ORDER BY id";</w:t>
+        <w:t>const FIND_BY_EMAIL: string = "SELECT id, name, email, phone " +</w:t>
+      </w:r>
+    </w:p>
+    <w:p>
+      <w:pPr>
+        <w:pStyle w:val="SourceCode"/>
+      </w:pPr>
+      <w:r>
+        <w:t xml:space="preserve">    "FROM contacts_typescript WHERE email LIKE ? ORDER BY id";</w:t>
       </w:r>
     </w:p>
     <w:p>
@@ -23774,31 +25363,31 @@
         <w:pStyle w:val="SourceCode"/>
       </w:pPr>
       <w:r>
-        <w:t>const FIND_BY_NAME: string = "SELECT id, name, email, phone FROM contacts " +</w:t>
-      </w:r>
-    </w:p>
-    <w:p>
-      <w:pPr>
-        <w:pStyle w:val="SourceCode"/>
-      </w:pPr>
-      <w:r>
-        <w:t xml:space="preserve">    "WHERE name = ? ORDER BY id";</w:t>
-      </w:r>
-    </w:p>
-    <w:p>
-      <w:pPr>
-        <w:pStyle w:val="SourceCode"/>
-      </w:pPr>
-      <w:r>
-        <w:t>const FIND_BY_EMAIL: string = "SELECT id, name, email, phone FROM contacts " +</w:t>
-      </w:r>
-    </w:p>
-    <w:p>
-      <w:pPr>
-        <w:pStyle w:val="SourceCode"/>
-      </w:pPr>
-      <w:r>
-        <w:t xml:space="preserve">    "WHERE email LIKE ? ORDER BY id";</w:t>
+        <w:t>const FIND_BY_NAME: string = "SELECT id, name, email, phone " +</w:t>
+      </w:r>
+    </w:p>
+    <w:p>
+      <w:pPr>
+        <w:pStyle w:val="SourceCode"/>
+      </w:pPr>
+      <w:r>
+        <w:t xml:space="preserve">    "FROM contacts_typescript WHERE name = ? ORDER BY id";</w:t>
+      </w:r>
+    </w:p>
+    <w:p>
+      <w:pPr>
+        <w:pStyle w:val="SourceCode"/>
+      </w:pPr>
+      <w:r>
+        <w:t>const FIND_BY_EMAIL: string = "SELECT id, name, email, phone " +</w:t>
+      </w:r>
+    </w:p>
+    <w:p>
+      <w:pPr>
+        <w:pStyle w:val="SourceCode"/>
+      </w:pPr>
+      <w:r>
+        <w:t xml:space="preserve">    "FROM contacts_typescript WHERE email LIKE ? ORDER BY id";</w:t>
       </w:r>
     </w:p>
     <w:p>
@@ -26233,6 +27822,24 @@
         <w:keepNext/>
       </w:pPr>
       <w:r>
+        <w:t>Tables: contacts_c, contacts_cpp, contacts_csharp, contacts_go,</w:t>
+      </w:r>
+    </w:p>
+    <w:p>
+      <w:pPr>
+        <w:pStyle w:val="RequiredOutput"/>
+        <w:keepNext/>
+      </w:pPr>
+      <w:r>
+        <w:t xml:space="preserve">  contacts_python, contacts_typescript; each reset by its own file</w:t>
+      </w:r>
+    </w:p>
+    <w:p>
+      <w:pPr>
+        <w:pStyle w:val="RequiredOutput"/>
+        <w:keepNext/>
+      </w:pPr>
+      <w:r>
         <w:t>Row 1: Ada Lovelace, ada@example.com, 555-0100</w:t>
       </w:r>
     </w:p>
@@ -26605,7 +28212,10 @@
     </w:p>
     <w:p>
       <w:r>
-        <w:t>Find contacts by part of their name. Add find_by_name_part (findByNamePart, FindByNamePart) to the Production-Minded program: it trims and validates the term like the others, builds the pattern % and the term and %, runs SELECT id, name, email, phone FROM contacts WHERE name LIKE ? ORDER BY id with the pattern as the parameter, and prints Name matches and the pattern as its label. Call it with ER after the five searches, and add its result to failures like theirs.</w:t>
+        <w:t>Find contacts by part of their name. Add find_by_name_part (findByNamePart, FindByNamePart) to the Production-Minded program: it trims and validates the term like the others, builds the pattern % and the term and %, runs SELECT id, name, email, phone FROM contacts_c WHERE name LIKE ? ORDER BY id, with its own language's table in place of contacts_c, with the pattern as the parameter, and prints Name matches and the pattern as its label. Call it with ER after the five searches, and add its result to failures</w:t>
+      </w:r>
+      <w:r>
+        <w:t xml:space="preserve"> like theirs.</w:t>
       </w:r>
     </w:p>
     <w:p>
@@ -26853,10 +28463,10 @@
     </w:p>
     <w:p>
       <w:r>
-        <w:t>Make letter case count, for the times it must. Add find_by_exact_name (findByExactName, FindByExactName): it trims and validates the name like find_by_name, runs SELECT id, name, email, phone FROM contacts WHERE name COLLATE utf8mb4_0900_bin = ? ORDER BY id, and prints Name is exactly and the name as its label. COLLATE, written after the column, names the collation for this one comparison. utf8mb4_0900_bin compares the characters' code numbers one by one, as Lesson 2.6's == does, so A and a are different, a</w:t>
-      </w:r>
-      <w:r>
-        <w:t>nd like every 0900 collation it counts trailing spaces. You will also meet the older utf8mb4_bin, which respects case but ignores spaces at the end. Call it with grace hopper, then with Grace Hopper, after the five searches, adding each result to failures.</w:t>
+        <w:t>Make letter case count, for the times it must. Add find_by_exact_name (findByExactName, FindByExactName): it trims and validates the name like find_by_name, runs SELECT id, name, email, phone FROM contacts_c WHERE name COLLATE utf8mb4_0900_bin = ? ORDER BY id, with its own language's table in place of contacts_c, and prints Name is exactly and the name as its label. COLLATE, written after the column, names the collation for this one comparison. utf8mb4_0900_bin compares the characters' code numbers one by o</w:t>
+      </w:r>
+      <w:r>
+        <w:t>ne, as Lesson 2.6's == does, so A and a are different, and like every 0900 collation it counts trailing spaces. You will also meet the older utf8mb4_bin, which respects case but ignores spaces at the end. Call it with grace hopper, then with Grace Hopper, after the five searches, adding each result to failures.</w:t>
       </w:r>
     </w:p>
     <w:p>
@@ -27289,7 +28899,7 @@
         <w:pStyle w:val="ListBullet"/>
       </w:pPr>
       <w:r>
-        <w:t>I can read SELECT ... FROM contacts WHERE name = ? ORDER BY id and say which rows it returns.</w:t>
+        <w:t>I can read SELECT ... FROM contacts_c WHERE name = ? ORDER BY id and say which rows it returns.</w:t>
       </w:r>
     </w:p>
     <w:p>
@@ -27570,31 +29180,31 @@
       </w:rPr>
     </w:lvl>
   </w:abstractNum>
-  <w:num w:numId="1" w16cid:durableId="382871062">
+  <w:num w:numId="1" w16cid:durableId="987593899">
     <w:abstractNumId w:val="8"/>
   </w:num>
-  <w:num w:numId="2" w16cid:durableId="1570338003">
+  <w:num w:numId="2" w16cid:durableId="1486506716">
     <w:abstractNumId w:val="6"/>
   </w:num>
-  <w:num w:numId="3" w16cid:durableId="614678565">
+  <w:num w:numId="3" w16cid:durableId="1086073704">
     <w:abstractNumId w:val="5"/>
   </w:num>
-  <w:num w:numId="4" w16cid:durableId="1292321966">
+  <w:num w:numId="4" w16cid:durableId="616563729">
     <w:abstractNumId w:val="4"/>
   </w:num>
-  <w:num w:numId="5" w16cid:durableId="234513122">
+  <w:num w:numId="5" w16cid:durableId="192698546">
     <w:abstractNumId w:val="7"/>
   </w:num>
-  <w:num w:numId="6" w16cid:durableId="37709062">
+  <w:num w:numId="6" w16cid:durableId="365957392">
     <w:abstractNumId w:val="3"/>
   </w:num>
-  <w:num w:numId="7" w16cid:durableId="1584604736">
+  <w:num w:numId="7" w16cid:durableId="1278029925">
     <w:abstractNumId w:val="2"/>
   </w:num>
-  <w:num w:numId="8" w16cid:durableId="1203903782">
+  <w:num w:numId="8" w16cid:durableId="1698775981">
     <w:abstractNumId w:val="1"/>
   </w:num>
-  <w:num w:numId="9" w16cid:durableId="1601136462">
+  <w:num w:numId="9" w16cid:durableId="1319843621">
     <w:abstractNumId w:val="0"/>
   </w:num>
 </w:numbering>

--- a/Volume 1/Chapter 04 - Databases/SPA_Vol1_Ch4_Lesson4_9_Filtering.docx
+++ b/Volume 1/Chapter 04 - Databases/SPA_Vol1_Ch4_Lesson4_9_Filtering.docx
@@ -453,6 +453,7 @@
         <w:pStyle w:val="ListBullet"/>
       </w:pPr>
       <w:r>
+        <w:lastRenderedPageBreak/>
         <w:t>The 0900 collations do not ignore spaces at the end: 'Grace Hopper ' with a trailing space is not equal to 'Grace Hopper'. That is one more reason to trim the term first.</w:t>
       </w:r>
     </w:p>
@@ -674,7 +675,11 @@
         <w:pStyle w:val="ListBullet"/>
       </w:pPr>
       <w:r>
-        <w:t>Every program runs five searches, in this order: the name "  grace hopper  ", the domains "Example.ORG", "example.net", and "   ", and a name of 101 characters, written in the source as two pieces of text joined into one. Each term is trimmed, then validated: required, and at most 100 characters. A rejected term prints Error: and the problem on the error stream, and nothing is sent.</w:t>
+        <w:t xml:space="preserve">Every program runs five searches, in this order: the name "  grace hopper  ", the domains "Example.ORG", "example.net", and "   ", and a name of 101 characters, written in the source as two pieces of text joined </w:t>
+      </w:r>
+      <w:r>
+        <w:lastRenderedPageBreak/>
+        <w:t>into one. Each term is trimmed, then validated: required, and at most 100 characters. A rejected term prints Error: and the problem on the error stream, and nothing is sent.</w:t>
       </w:r>
     </w:p>
     <w:p>
@@ -5079,7 +5084,7 @@
         <w:pStyle w:val="SourceCode"/>
       </w:pPr>
       <w:r>
-        <w:t>// found. sql holds one ? placeholder, and value is the value for it.</w:t>
+        <w:t>// found. sql holds one ? placeholder, and search_value is its value.</w:t>
       </w:r>
     </w:p>
     <w:p>
@@ -7249,7 +7254,7 @@
         <w:pStyle w:val="SourceCode"/>
       </w:pPr>
       <w:r>
-        <w:t>// Runs one search with value as its one parameter and prints every</w:t>
+        <w:t>// Runs one search with search_value as its one parameter and prints every</w:t>
       </w:r>
     </w:p>
     <w:p>
@@ -9414,7 +9419,7 @@
         <w:pStyle w:val="SourceCode"/>
       </w:pPr>
       <w:r>
-        <w:t>// found. sql holds one ? placeholder, and value is the value for it.</w:t>
+        <w:t>// found. sql holds one ? placeholder, and searchValue is its value.</w:t>
       </w:r>
     </w:p>
     <w:p>
@@ -11500,7 +11505,7 @@
         <w:pStyle w:val="SourceCode"/>
       </w:pPr>
       <w:r>
-        <w:t>// Runs one search with value as its one parameter and prints every</w:t>
+        <w:t>// Runs one search with searchValue as its one parameter and prints every</w:t>
       </w:r>
     </w:p>
     <w:p>
@@ -12641,7 +12646,7 @@
         <w:pStyle w:val="ListBullet"/>
       </w:pPr>
       <w:r>
-        <w:t>setString(1, value) gives placeholder 1 its value; placeholders count from 1, like columns. To C++, the % in the pattern is only a character in a std::string; it means a wildcard only to LIKE, on the server.</w:t>
+        <w:t>setString(1, searchValue) gives placeholder 1 its value; placeholders count from 1, like columns. To C++, the % in the pattern is only a character in a std::string; it means a wildcard only to LIKE, on the server.</w:t>
       </w:r>
     </w:p>
     <w:p>
@@ -12657,7 +12662,7 @@
         <w:pStyle w:val="ListBullet"/>
       </w:pPr>
       <w:r>
-        <w:t>Remember, + joins text (Lesson 2.1): with a std::string on one side, "Name is " + name gives a new std::string, and so does "%@" + domain.</w:t>
+        <w:t>Remember, + joins text (Lesson 2.1): with a std::string on one side, "Name is " + contactName gives a new std::string, and so does "%@" + domain.</w:t>
       </w:r>
     </w:p>
     <w:p>
@@ -13262,7 +13267,7 @@
         <w:pStyle w:val="SourceCode"/>
       </w:pPr>
       <w:r>
-        <w:t xml:space="preserve">    // found. sql holds the @term placeholder, and value is its value.</w:t>
+        <w:t xml:space="preserve">    // found. sql holds the @term placeholder, and searchValue is its value.</w:t>
       </w:r>
     </w:p>
     <w:p>
@@ -13294,15 +13299,15 @@
         <w:pStyle w:val="SourceCode"/>
       </w:pPr>
       <w:r>
-        <w:t xml:space="preserve">        // Remember, AddWithValue gives the named placeholder its value,</w:t>
-      </w:r>
-    </w:p>
-    <w:p>
-      <w:pPr>
-        <w:pStyle w:val="SourceCode"/>
-      </w:pPr>
-      <w:r>
-        <w:t xml:space="preserve">        // which travels apart from the SQL (Lesson 4.5), and ExecuteReader</w:t>
+        <w:t xml:space="preserve">        // Remember, AddWithValue gives @term its value, which the connector</w:t>
+      </w:r>
+    </w:p>
+    <w:p>
+      <w:pPr>
+        <w:pStyle w:val="SourceCode"/>
+      </w:pPr>
+      <w:r>
+        <w:t xml:space="preserve">        // writes into the SQL, quoted and escaped (Lesson 4.5); ExecuteReader</w:t>
       </w:r>
     </w:p>
     <w:p>
@@ -15466,15 +15471,15 @@
         <w:pStyle w:val="SourceCode"/>
       </w:pPr>
       <w:r>
-        <w:t xml:space="preserve">    // Runs one search with value as its @term and prints every contact it</w:t>
-      </w:r>
-    </w:p>
-    <w:p>
-      <w:pPr>
-        <w:pStyle w:val="SourceCode"/>
-      </w:pPr>
-      <w:r>
-        <w:t xml:space="preserve">    // finds, or No contacts found. A failed search throws a</w:t>
+        <w:t xml:space="preserve">    // Runs one search with searchValue as its @term and prints every</w:t>
+      </w:r>
+    </w:p>
+    <w:p>
+      <w:pPr>
+        <w:pStyle w:val="SourceCode"/>
+      </w:pPr>
+      <w:r>
+        <w:t xml:space="preserve">    // contact it finds, or No contacts found. A failed search throws a</w:t>
       </w:r>
     </w:p>
     <w:p>
@@ -17184,7 +17189,7 @@
         <w:pStyle w:val="SourceCode"/>
       </w:pPr>
       <w:r>
-        <w:t>// found. query holds one ? placeholder, and value is the value for it.</w:t>
+        <w:t>// found. query holds one ? placeholder, and searchValue is its value.</w:t>
       </w:r>
     </w:p>
     <w:p>
@@ -19135,7 +19140,7 @@
         <w:pStyle w:val="SourceCode"/>
       </w:pPr>
       <w:r>
-        <w:t>// Runs one search with value as its one parameter and prints every</w:t>
+        <w:t>// Runs one search with searchValue as its one parameter and prints every</w:t>
       </w:r>
     </w:p>
     <w:p>
@@ -20933,7 +20938,7 @@
         <w:pStyle w:val="SourceCode"/>
       </w:pPr>
       <w:r>
-        <w:t># found. sql holds one %s placeholder, and value is the value for it.</w:t>
+        <w:t># found. sql holds one %s placeholder, and search_value is its value.</w:t>
       </w:r>
     </w:p>
     <w:p>
@@ -20949,23 +20954,23 @@
         <w:pStyle w:val="SourceCode"/>
       </w:pPr>
       <w:r>
-        <w:t xml:space="preserve">    # Remember, execute takes the values in a tuple after the SQL, so they</w:t>
-      </w:r>
-    </w:p>
-    <w:p>
-      <w:pPr>
-        <w:pStyle w:val="SourceCode"/>
-      </w:pPr>
-      <w:r>
-        <w:t xml:space="preserve">    # travel apart from it; (value,) is a tuple of one (Lesson 4.5).</w:t>
-      </w:r>
-    </w:p>
-    <w:p>
-      <w:pPr>
-        <w:pStyle w:val="SourceCode"/>
-      </w:pPr>
-      <w:r>
-        <w:t xml:space="preserve">    # fetchall returns only the rows WHERE kept.</w:t>
+        <w:t xml:space="preserve">    # Remember, execute takes the values in a tuple after the SQL, and the</w:t>
+      </w:r>
+    </w:p>
+    <w:p>
+      <w:pPr>
+        <w:pStyle w:val="SourceCode"/>
+      </w:pPr>
+      <w:r>
+        <w:t xml:space="preserve">    # connector writes each one in, quoted and escaped; (search_value,) is a</w:t>
+      </w:r>
+    </w:p>
+    <w:p>
+      <w:pPr>
+        <w:pStyle w:val="SourceCode"/>
+      </w:pPr>
+      <w:r>
+        <w:t xml:space="preserve">    # tuple of one (Lesson 4.5). fetchall returns only the rows WHERE kept.</w:t>
       </w:r>
     </w:p>
     <w:p>
@@ -22595,7 +22600,7 @@
         <w:pStyle w:val="SourceCode"/>
       </w:pPr>
       <w:r>
-        <w:t># Runs one search with value as its one parameter and prints every contact</w:t>
+        <w:t># Runs one search with search_value as its parameter and prints every contact</w:t>
       </w:r>
     </w:p>
     <w:p>
@@ -23549,7 +23554,7 @@
         <w:pStyle w:val="ListBullet"/>
       </w:pPr>
       <w:r>
-        <w:t>Remember, (value,) is a tuple of one value: the comma makes it a tuple. (value) without the comma is only the text in brackets, not a tuple.</w:t>
+        <w:t>Remember, (search_value,) is a tuple of one value: the comma makes it a tuple. (search_value) without the comma is only the text in brackets, not a tuple.</w:t>
       </w:r>
     </w:p>
     <w:p>
@@ -24082,7 +24087,7 @@
         <w:pStyle w:val="SourceCode"/>
       </w:pPr>
       <w:r>
-        <w:t>// found. sql holds one ? placeholder, and value is the value for it.</w:t>
+        <w:t>// found. sql holds one ? placeholder, and searchValue is its value.</w:t>
       </w:r>
     </w:p>
     <w:p>
@@ -26024,7 +26029,7 @@
         <w:pStyle w:val="SourceCode"/>
       </w:pPr>
       <w:r>
-        <w:t>// Runs one search with value as its one parameter and prints every</w:t>
+        <w:t>// Runs one search with searchValue as its one parameter and prints every</w:t>
       </w:r>
     </w:p>
     <w:p>
@@ -28479,7 +28484,7 @@
         <w:pStyle w:val="ListBullet"/>
       </w:pPr>
       <w:r>
-        <w:t>C: Copy find_by_name as int find_by_exact_name(MYSQL *connection, const char *raw_name), with the label "Name is exactly %s". Add #define FIND_BY_EXACT_NAME with the whole SQL as one string on the line after the \; the line is longer than the others, which C allows.</w:t>
+        <w:t>C: Copy find_by_name as int find_by_exact_name(MYSQL *connection, const char *raw_name), with the label "Name is exactly %s". Add #define FIND_BY_EXACT_NAME with the SQL in two string literals side by side, one per line after the \: end the first with a space and another \, so the #define continues on the next line.</w:t>
       </w:r>
     </w:p>
     <w:p>
@@ -28487,7 +28492,7 @@
         <w:pStyle w:val="ListBullet"/>
       </w:pPr>
       <w:r>
-        <w:t>C++: Copy findByName as int findByExactName(sql::Connection &amp;connection, const std::string &amp;rawName), with const std::string FIND_BY_EXACT_NAME for the SQL, written as one string, and the label "Name is exactly " + name.</w:t>
+        <w:t>C++: Copy findByName as int findByExactName(sql::Connection &amp;connection, const std::string &amp;rawName), with const std::string FIND_BY_EXACT_NAME for the SQL, written as two string literals side by side, as FIND_BY_EMAIL is, and the label "Name is exactly " + contactName.</w:t>
       </w:r>
     </w:p>
     <w:p>
@@ -28495,7 +28500,7 @@
         <w:pStyle w:val="ListBullet"/>
       </w:pPr>
       <w:r>
-        <w:t>C#: Copy FindByName as private static int FindByExactName(MySqlConnection connection, string rawName), with a FindByExactNameSql constant whose WHERE is name COLLATE utf8mb4_0900_bin = @term, and the label "Name is exactly " + name.</w:t>
+        <w:t>C#: Copy FindByName as private static int FindByExactName(MySqlConnection connection, string rawName), with a FindByExactNameSql constant whose WHERE is name COLLATE utf8mb4_0900_bin = @term, and the label "Name is exactly " + contactName.</w:t>
       </w:r>
     </w:p>
     <w:p>
@@ -28503,7 +28508,7 @@
         <w:pStyle w:val="ListBullet"/>
       </w:pPr>
       <w:r>
-        <w:t>Go: Copy findByName as func findByExactName(database *sql.DB, rawName string) int, with a findByExactNameSQL constant whose WHERE is name COLLATE utf8mb4_0900_bin = ?, and the label "Name is exactly "+name.</w:t>
+        <w:t>Go: Copy findByName as func findByExactName(database *sql.DB, rawName string) int, with a findByExactNameSQL constant whose WHERE is name COLLATE utf8mb4_0900_bin = ?, and the label "Name is exactly "+contactName.</w:t>
       </w:r>
     </w:p>
     <w:p>
@@ -28511,7 +28516,7 @@
         <w:pStyle w:val="ListBullet"/>
       </w:pPr>
       <w:r>
-        <w:t>Python: Copy find_by_name as find_by_exact_name(connection, raw_name: str) -&gt; int, with a FIND_BY_EXACT_NAME constant whose WHERE is name COLLATE utf8mb4_0900_bin = %s, and the label f"Name is exactly {name}".</w:t>
+        <w:t>Python: Copy find_by_name as find_by_exact_name(connection, raw_name: str) -&gt; int, with a FIND_BY_EXACT_NAME constant whose WHERE is name COLLATE utf8mb4_0900_bin = %s, and the label f"Name is exactly {contact_name}".</w:t>
       </w:r>
     </w:p>
     <w:p>
@@ -28519,7 +28524,7 @@
         <w:pStyle w:val="ListBullet"/>
       </w:pPr>
       <w:r>
-        <w:t>TypeScript: Copy findByName as async function findByExactName(connection: Connection, rawName: string): Promise&lt;number&gt;, with a FIND_BY_EXACT_NAME constant whose WHERE is name COLLATE utf8mb4_0900_bin = ?, and the label `Name is exactly ${name}`.</w:t>
+        <w:t>TypeScript: Copy findByName as async function findByExactName(connection: Connection, rawName: string): Promise&lt;number&gt;, with a FIND_BY_EXACT_NAME constant whose WHERE is name COLLATE utf8mb4_0900_bin = ?, and the label `Name is exactly ${contactName}`.</w:t>
       </w:r>
     </w:p>
     <w:p>
@@ -29180,31 +29185,31 @@
       </w:rPr>
     </w:lvl>
   </w:abstractNum>
-  <w:num w:numId="1" w16cid:durableId="987593899">
+  <w:num w:numId="1" w16cid:durableId="343362425">
     <w:abstractNumId w:val="8"/>
   </w:num>
-  <w:num w:numId="2" w16cid:durableId="1486506716">
+  <w:num w:numId="2" w16cid:durableId="1998193632">
     <w:abstractNumId w:val="6"/>
   </w:num>
-  <w:num w:numId="3" w16cid:durableId="1086073704">
+  <w:num w:numId="3" w16cid:durableId="226187462">
     <w:abstractNumId w:val="5"/>
   </w:num>
-  <w:num w:numId="4" w16cid:durableId="616563729">
+  <w:num w:numId="4" w16cid:durableId="513495547">
     <w:abstractNumId w:val="4"/>
   </w:num>
-  <w:num w:numId="5" w16cid:durableId="192698546">
+  <w:num w:numId="5" w16cid:durableId="2004428520">
     <w:abstractNumId w:val="7"/>
   </w:num>
-  <w:num w:numId="6" w16cid:durableId="365957392">
+  <w:num w:numId="6" w16cid:durableId="1990596588">
     <w:abstractNumId w:val="3"/>
   </w:num>
-  <w:num w:numId="7" w16cid:durableId="1278029925">
+  <w:num w:numId="7" w16cid:durableId="207424297">
     <w:abstractNumId w:val="2"/>
   </w:num>
-  <w:num w:numId="8" w16cid:durableId="1698775981">
+  <w:num w:numId="8" w16cid:durableId="957880452">
     <w:abstractNumId w:val="1"/>
   </w:num>
-  <w:num w:numId="9" w16cid:durableId="1319843621">
+  <w:num w:numId="9" w16cid:durableId="2067797204">
     <w:abstractNumId w:val="0"/>
   </w:num>
 </w:numbering>
